--- a/Dokumen SRS.docx
+++ b/Dokumen SRS.docx
@@ -1,6 +1,6 @@
 
 <file path=word/document.xml><?xml version="1.0" encoding="utf-8"?>
-<w:document xmlns:wpc="http://schemas.microsoft.com/office/word/2010/wordprocessingCanvas" xmlns:cx="http://schemas.microsoft.com/office/drawing/2014/chartex" xmlns:cx1="http://schemas.microsoft.com/office/drawing/2015/9/8/chartex" xmlns:cx2="http://schemas.microsoft.com/office/drawing/2015/10/21/chartex" xmlns:cx3="http://schemas.microsoft.com/office/drawing/2016/5/9/chartex" xmlns:cx4="http://schemas.microsoft.com/office/drawing/2016/5/10/chartex" xmlns:cx5="http://schemas.microsoft.com/office/drawing/2016/5/11/chartex" xmlns:cx6="http://schemas.microsoft.com/office/drawing/2016/5/12/chartex" xmlns:cx7="http://schemas.microsoft.com/office/drawing/2016/5/13/chartex" xmlns:cx8="http://schemas.microsoft.com/office/drawing/2016/5/14/chartex" xmlns:mc="http://schemas.openxmlformats.org/markup-compatibility/2006" xmlns:aink="http://schemas.microsoft.com/office/drawing/2016/ink" xmlns:am3d="http://schemas.microsoft.com/office/drawing/2017/model3d" xmlns:o="urn:schemas-microsoft-com:office:office" xmlns:r="http://schemas.openxmlformats.org/officeDocument/2006/relationships" xmlns:m="http://schemas.openxmlformats.org/officeDocument/2006/math" xmlns:v="urn:schemas-microsoft-com:vml" xmlns:wp14="http://schemas.microsoft.com/office/word/2010/wordprocessingDrawing" xmlns:wp="http://schemas.openxmlformats.org/drawingml/2006/wordprocessingDrawing" xmlns:w10="urn:schemas-microsoft-com:office:word" xmlns:w="http://schemas.openxmlformats.org/wordprocessingml/2006/main" xmlns:w14="http://schemas.microsoft.com/office/word/2010/wordml" xmlns:w15="http://schemas.microsoft.com/office/word/2012/wordml" xmlns:w16cex="http://schemas.microsoft.com/office/word/2018/wordml/cex" xmlns:w16cid="http://schemas.microsoft.com/office/word/2016/wordml/cid" xmlns:w16="http://schemas.microsoft.com/office/word/2018/wordml" xmlns:w16se="http://schemas.microsoft.com/office/word/2015/wordml/symex" xmlns:wpg="http://schemas.microsoft.com/office/word/2010/wordprocessingGroup" xmlns:wpi="http://schemas.microsoft.com/office/word/2010/wordprocessingInk" xmlns:wne="http://schemas.microsoft.com/office/word/2006/wordml" xmlns:wps="http://schemas.microsoft.com/office/word/2010/wordprocessingShape" mc:Ignorable="w14 w15 w16se w16cid w16 w16cex wp14">
+<w:document xmlns:wpc="http://schemas.microsoft.com/office/word/2010/wordprocessingCanvas" xmlns:cx="http://schemas.microsoft.com/office/drawing/2014/chartex" xmlns:cx1="http://schemas.microsoft.com/office/drawing/2015/9/8/chartex" xmlns:cx2="http://schemas.microsoft.com/office/drawing/2015/10/21/chartex" xmlns:cx3="http://schemas.microsoft.com/office/drawing/2016/5/9/chartex" xmlns:cx4="http://schemas.microsoft.com/office/drawing/2016/5/10/chartex" xmlns:cx5="http://schemas.microsoft.com/office/drawing/2016/5/11/chartex" xmlns:cx6="http://schemas.microsoft.com/office/drawing/2016/5/12/chartex" xmlns:cx7="http://schemas.microsoft.com/office/drawing/2016/5/13/chartex" xmlns:cx8="http://schemas.microsoft.com/office/drawing/2016/5/14/chartex" xmlns:mc="http://schemas.openxmlformats.org/markup-compatibility/2006" xmlns:aink="http://schemas.microsoft.com/office/drawing/2016/ink" xmlns:am3d="http://schemas.microsoft.com/office/drawing/2017/model3d" xmlns:o="urn:schemas-microsoft-com:office:office" xmlns:oel="http://schemas.microsoft.com/office/2019/extlst" xmlns:r="http://schemas.openxmlformats.org/officeDocument/2006/relationships" xmlns:m="http://schemas.openxmlformats.org/officeDocument/2006/math" xmlns:v="urn:schemas-microsoft-com:vml" xmlns:wp14="http://schemas.microsoft.com/office/word/2010/wordprocessingDrawing" xmlns:wp="http://schemas.openxmlformats.org/drawingml/2006/wordprocessingDrawing" xmlns:w10="urn:schemas-microsoft-com:office:word" xmlns:w="http://schemas.openxmlformats.org/wordprocessingml/2006/main" xmlns:w14="http://schemas.microsoft.com/office/word/2010/wordml" xmlns:w15="http://schemas.microsoft.com/office/word/2012/wordml" xmlns:w16cex="http://schemas.microsoft.com/office/word/2018/wordml/cex" xmlns:w16cid="http://schemas.microsoft.com/office/word/2016/wordml/cid" xmlns:w16="http://schemas.microsoft.com/office/word/2018/wordml" xmlns:w16sdtdh="http://schemas.microsoft.com/office/word/2020/wordml/sdtdatahash" xmlns:w16se="http://schemas.microsoft.com/office/word/2015/wordml/symex" xmlns:wpg="http://schemas.microsoft.com/office/word/2010/wordprocessingGroup" xmlns:wpi="http://schemas.microsoft.com/office/word/2010/wordprocessingInk" xmlns:wne="http://schemas.microsoft.com/office/word/2006/wordml" xmlns:wps="http://schemas.microsoft.com/office/word/2010/wordprocessingShape" mc:Ignorable="w14 w15 w16se w16cid w16 w16cex w16sdtdh wp14">
   <w:body>
     <w:p>
       <w:pPr>
@@ -149,7 +149,7 @@
         <w:pStyle w:val="ByLine"/>
       </w:pPr>
       <w:r>
-        <w:t>&lt;date created&gt;</w:t>
+        <w:t>27 Mei 2025</w:t>
       </w:r>
     </w:p>
     <w:p>
@@ -2235,8 +2235,8 @@
     <w:p>
       <w:pPr>
         <w:sectPr>
-          <w:headerReference w:type="default" r:id="rId7"/>
-          <w:footerReference w:type="default" r:id="rId8"/>
+          <w:headerReference w:type="default" r:id="rId8"/>
+          <w:footerReference w:type="default" r:id="rId9"/>
           <w:pgSz w:w="12240" w:h="15840" w:code="1"/>
           <w:pgMar w:top="1440" w:right="1440" w:bottom="1440" w:left="1440" w:header="720" w:footer="720" w:gutter="0"/>
           <w:pgNumType w:fmt="lowerRoman"/>
@@ -3384,69 +3384,53 @@
     </w:p>
     <w:p>
       <w:pPr>
-        <w:pStyle w:val="template"/>
-        <w:rPr>
-          <w:lang w:val="id-ID"/>
-        </w:rPr>
-      </w:pPr>
-      <w:r>
-        <w:t>&lt;</w:t>
-      </w:r>
-      <w:r>
-        <w:rPr>
-          <w:lang w:val="id-ID"/>
-        </w:rPr>
-        <w:t>Tulis d</w:t>
-      </w:r>
-      <w:r>
-        <w:t xml:space="preserve">aftar dokumen lain atau alamat </w:t>
-      </w:r>
-      <w:r>
-        <w:rPr>
-          <w:lang w:val="id-ID"/>
-        </w:rPr>
-        <w:t>w</w:t>
-      </w:r>
-      <w:r>
-        <w:t xml:space="preserve">eb yang </w:t>
-      </w:r>
-      <w:r>
-        <w:rPr>
-          <w:lang w:val="id-ID"/>
-        </w:rPr>
-        <w:t xml:space="preserve">menjadi acuan </w:t>
-      </w:r>
-      <w:r>
-        <w:t>SRS</w:t>
-      </w:r>
-      <w:r>
-        <w:rPr>
-          <w:lang w:val="id-ID"/>
-        </w:rPr>
-        <w:t xml:space="preserve"> ini</w:t>
-      </w:r>
-      <w:r>
-        <w:rPr>
-          <w:lang w:val="id-ID"/>
-        </w:rPr>
-        <w:t>.</w:t>
-      </w:r>
-      <w:r>
-        <w:t>&gt;</w:t>
-      </w:r>
-    </w:p>
-    <w:p>
-      <w:pPr>
+        <w:pStyle w:val="ListParagraph"/>
+        <w:numPr>
+          <w:ilvl w:val="0"/>
+          <w:numId w:val="48"/>
+        </w:numPr>
         <w:spacing w:line="240" w:lineRule="auto"/>
         <w:rPr>
           <w:rFonts w:ascii="Arial" w:hAnsi="Arial" w:cs="Arial"/>
-          <w:i/>
-          <w:iCs/>
-          <w:sz w:val="22"/>
-          <w:szCs w:val="22"/>
-          <w:lang w:val="id-ID"/>
-        </w:rPr>
-      </w:pPr>
+          <w:sz w:val="22"/>
+          <w:szCs w:val="22"/>
+          <w:lang w:val="id-ID"/>
+        </w:rPr>
+      </w:pPr>
+      <w:r>
+        <w:rPr>
+          <w:rFonts w:ascii="Arial" w:hAnsi="Arial" w:cs="Arial"/>
+          <w:sz w:val="22"/>
+          <w:szCs w:val="22"/>
+          <w:lang w:val="id-ID"/>
+        </w:rPr>
+        <w:t>Dokumentasi Flutter</w:t>
+      </w:r>
+    </w:p>
+    <w:p>
+      <w:pPr>
+        <w:pStyle w:val="ListParagraph"/>
+        <w:numPr>
+          <w:ilvl w:val="0"/>
+          <w:numId w:val="48"/>
+        </w:numPr>
+        <w:spacing w:line="240" w:lineRule="auto"/>
+        <w:rPr>
+          <w:rFonts w:ascii="Arial" w:hAnsi="Arial" w:cs="Arial"/>
+          <w:sz w:val="22"/>
+          <w:szCs w:val="22"/>
+          <w:lang w:val="id-ID"/>
+        </w:rPr>
+      </w:pPr>
+      <w:r>
+        <w:rPr>
+          <w:rFonts w:ascii="Arial" w:hAnsi="Arial" w:cs="Arial"/>
+          <w:sz w:val="22"/>
+          <w:szCs w:val="22"/>
+          <w:lang w:val="id-ID"/>
+        </w:rPr>
+        <w:t>Dokumentasi Firebase</w:t>
+      </w:r>
     </w:p>
     <w:p>
       <w:pPr>
@@ -4132,8 +4116,6 @@
           <w:szCs w:val="22"/>
         </w:rPr>
       </w:pPr>
-      <w:bookmarkStart w:id="24" w:name="_GoBack"/>
-      <w:bookmarkEnd w:id="24"/>
       <w:r>
         <w:rPr>
           <w:rStyle w:val="Strong"/>
@@ -4176,28 +4158,28 @@
       <w:pPr>
         <w:pStyle w:val="Heading2"/>
       </w:pPr>
-      <w:bookmarkStart w:id="25" w:name="_Toc439994676"/>
-      <w:bookmarkStart w:id="26" w:name="_Toc485163105"/>
+      <w:bookmarkStart w:id="24" w:name="_Toc439994676"/>
+      <w:bookmarkStart w:id="25" w:name="_Toc485163105"/>
       <w:r>
         <w:rPr>
           <w:lang w:val="id-ID"/>
         </w:rPr>
         <w:t>Penggolongan Karakterik</w:t>
       </w:r>
+      <w:bookmarkEnd w:id="24"/>
+      <w:r>
+        <w:rPr>
+          <w:lang w:val="id-ID"/>
+        </w:rPr>
+        <w:t xml:space="preserve"> </w:t>
+      </w:r>
+      <w:r>
+        <w:rPr>
+          <w:lang w:val="id-ID"/>
+        </w:rPr>
+        <w:t>Pengguna</w:t>
+      </w:r>
       <w:bookmarkEnd w:id="25"/>
-      <w:r>
-        <w:rPr>
-          <w:lang w:val="id-ID"/>
-        </w:rPr>
-        <w:t xml:space="preserve"> </w:t>
-      </w:r>
-      <w:r>
-        <w:rPr>
-          <w:lang w:val="id-ID"/>
-        </w:rPr>
-        <w:t>Pengguna</w:t>
-      </w:r>
-      <w:bookmarkEnd w:id="26"/>
     </w:p>
     <w:p>
       <w:pPr>
@@ -4258,7 +4240,7 @@
           <w:szCs w:val="22"/>
         </w:rPr>
       </w:pPr>
-      <w:bookmarkStart w:id="27" w:name="_Toc136056239"/>
+      <w:bookmarkStart w:id="26" w:name="_Toc136056239"/>
       <w:r>
         <w:rPr>
           <w:rFonts w:ascii="Arial" w:hAnsi="Arial" w:cs="Arial"/>
@@ -4284,7 +4266,7 @@
         </w:rPr>
         <w:t xml:space="preserve"> Karakteristik Pengguna</w:t>
       </w:r>
-      <w:bookmarkEnd w:id="27"/>
+      <w:bookmarkEnd w:id="26"/>
     </w:p>
     <w:tbl>
       <w:tblPr>
@@ -4649,22 +4631,22 @@
           <w:lang w:val="id-ID"/>
         </w:rPr>
       </w:pPr>
-      <w:bookmarkStart w:id="28" w:name="_Toc485163106"/>
-      <w:bookmarkStart w:id="29" w:name="_Toc439994677"/>
+      <w:bookmarkStart w:id="27" w:name="_Toc485163106"/>
+      <w:bookmarkStart w:id="28" w:name="_Toc439994677"/>
       <w:r>
         <w:rPr>
           <w:lang w:val="id-ID"/>
         </w:rPr>
         <w:t>Lingkungan Operasi</w:t>
       </w:r>
+      <w:bookmarkEnd w:id="27"/>
+      <w:r>
+        <w:rPr>
+          <w:lang w:val="id-ID"/>
+        </w:rPr>
+        <w:t xml:space="preserve"> </w:t>
+      </w:r>
       <w:bookmarkEnd w:id="28"/>
-      <w:r>
-        <w:rPr>
-          <w:lang w:val="id-ID"/>
-        </w:rPr>
-        <w:t xml:space="preserve"> </w:t>
-      </w:r>
-      <w:bookmarkEnd w:id="29"/>
     </w:p>
     <w:p>
       <w:pPr>
@@ -5001,22 +4983,22 @@
       <w:pPr>
         <w:pStyle w:val="Heading2"/>
       </w:pPr>
-      <w:bookmarkStart w:id="30" w:name="_Toc485163107"/>
-      <w:bookmarkStart w:id="31" w:name="_Toc439994678"/>
+      <w:bookmarkStart w:id="29" w:name="_Toc485163107"/>
+      <w:bookmarkStart w:id="30" w:name="_Toc439994678"/>
       <w:r>
         <w:rPr>
           <w:lang w:val="id-ID"/>
         </w:rPr>
         <w:t>Batasan Desain dan Implementasi</w:t>
       </w:r>
+      <w:bookmarkEnd w:id="29"/>
+      <w:r>
+        <w:rPr>
+          <w:lang w:val="id-ID"/>
+        </w:rPr>
+        <w:t xml:space="preserve"> </w:t>
+      </w:r>
       <w:bookmarkEnd w:id="30"/>
-      <w:r>
-        <w:rPr>
-          <w:lang w:val="id-ID"/>
-        </w:rPr>
-        <w:t xml:space="preserve"> </w:t>
-      </w:r>
-      <w:bookmarkEnd w:id="31"/>
     </w:p>
     <w:p>
       <w:pPr>
@@ -5480,60 +5462,58 @@
       <w:pPr>
         <w:pStyle w:val="Heading2"/>
       </w:pPr>
-      <w:bookmarkStart w:id="32" w:name="_Toc485163108"/>
+      <w:bookmarkStart w:id="31" w:name="_Toc485163108"/>
       <w:r>
         <w:rPr>
           <w:lang w:val="id-ID"/>
         </w:rPr>
         <w:t>Dokumentasi Pengguna</w:t>
       </w:r>
-      <w:bookmarkEnd w:id="32"/>
+      <w:bookmarkEnd w:id="31"/>
     </w:p>
     <w:p>
       <w:pPr>
         <w:pStyle w:val="template"/>
-        <w:rPr>
-          <w:lang w:val="id-ID"/>
-        </w:rPr>
-      </w:pPr>
-      <w:r>
-        <w:t>&lt;</w:t>
-      </w:r>
-      <w:r>
-        <w:t xml:space="preserve">Daftar komponen dokumentasi pengguna (seperti user manual, on-line </w:t>
-      </w:r>
-      <w:r>
-        <w:rPr>
-          <w:lang w:val="id-ID"/>
-        </w:rPr>
-        <w:t>help</w:t>
-      </w:r>
-      <w:r>
-        <w:t>, dan tutorial) yang akan disampaikan bersama dengan pera</w:t>
-      </w:r>
-      <w:r>
-        <w:t>ngkat</w:t>
-      </w:r>
-      <w:r>
-        <w:t xml:space="preserve"> lunak</w:t>
-      </w:r>
-      <w:r>
-        <w:rPr>
-          <w:lang w:val="id-ID"/>
-        </w:rPr>
-        <w:t xml:space="preserve"> yang akan dikirim</w:t>
-      </w:r>
-      <w:r>
-        <w:t>&gt;</w:t>
+        <w:numPr>
+          <w:ilvl w:val="0"/>
+          <w:numId w:val="49"/>
+        </w:numPr>
+        <w:rPr>
+          <w:i w:val="0"/>
+          <w:iCs/>
+          <w:lang w:val="id-ID"/>
+        </w:rPr>
+      </w:pPr>
+      <w:r>
+        <w:rPr>
+          <w:i w:val="0"/>
+          <w:iCs/>
+          <w:lang w:val="id-ID"/>
+        </w:rPr>
+        <w:t>User manual (panduan pengguna)</w:t>
       </w:r>
     </w:p>
     <w:p>
       <w:pPr>
         <w:pStyle w:val="template"/>
-        <w:rPr>
-          <w:lang w:val="id-ID"/>
-        </w:rPr>
-      </w:pPr>
+        <w:numPr>
+          <w:ilvl w:val="0"/>
+          <w:numId w:val="49"/>
+        </w:numPr>
+        <w:rPr>
+          <w:i w:val="0"/>
+          <w:iCs/>
+          <w:lang w:val="id-ID"/>
+        </w:rPr>
+      </w:pPr>
+      <w:r>
+        <w:rPr>
+          <w:i w:val="0"/>
+          <w:iCs/>
+          <w:lang w:val="id-ID"/>
+        </w:rPr>
+        <w:t>Vidio Tutorial (opsional)</w:t>
+      </w:r>
     </w:p>
     <w:p>
       <w:pPr>
@@ -5556,8 +5536,8 @@
       <w:pPr>
         <w:pStyle w:val="Heading1"/>
       </w:pPr>
-      <w:bookmarkStart w:id="33" w:name="_Toc439994682"/>
-      <w:bookmarkStart w:id="34" w:name="_Toc485163109"/>
+      <w:bookmarkStart w:id="32" w:name="_Toc439994682"/>
+      <w:bookmarkStart w:id="33" w:name="_Toc485163109"/>
       <w:r>
         <w:rPr>
           <w:lang w:val="id-ID"/>
@@ -5568,30 +5548,30 @@
       <w:r>
         <w:t xml:space="preserve"> </w:t>
       </w:r>
+      <w:bookmarkEnd w:id="32"/>
+      <w:r>
+        <w:rPr>
+          <w:lang w:val="id-ID"/>
+        </w:rPr>
+        <w:t>Antarmuka</w:t>
+      </w:r>
+      <w:r>
+        <w:rPr>
+          <w:lang w:val="id-ID"/>
+        </w:rPr>
+        <w:t xml:space="preserve"> Eksternal</w:t>
+      </w:r>
       <w:bookmarkEnd w:id="33"/>
-      <w:r>
-        <w:rPr>
-          <w:lang w:val="id-ID"/>
-        </w:rPr>
-        <w:t>Antarmuka</w:t>
-      </w:r>
-      <w:r>
-        <w:rPr>
-          <w:lang w:val="id-ID"/>
-        </w:rPr>
-        <w:t xml:space="preserve"> Eksternal</w:t>
+    </w:p>
+    <w:p>
+      <w:pPr>
+        <w:pStyle w:val="Heading2"/>
+      </w:pPr>
+      <w:bookmarkStart w:id="34" w:name="_Toc485163110"/>
+      <w:r>
+        <w:t>User Interfaces</w:t>
       </w:r>
       <w:bookmarkEnd w:id="34"/>
-    </w:p>
-    <w:p>
-      <w:pPr>
-        <w:pStyle w:val="Heading2"/>
-      </w:pPr>
-      <w:bookmarkStart w:id="35" w:name="_Toc485163110"/>
-      <w:r>
-        <w:t>User Interfaces</w:t>
-      </w:r>
-      <w:bookmarkEnd w:id="35"/>
       <w:r>
         <w:t xml:space="preserve"> </w:t>
       </w:r>
@@ -5612,7 +5592,7 @@
         </w:rPr>
         <w:t xml:space="preserve">User Interface sementara : </w:t>
       </w:r>
-      <w:hyperlink r:id="rId9" w:history="1">
+      <w:hyperlink r:id="rId10" w:history="1">
         <w:r>
           <w:rPr>
             <w:rStyle w:val="Hyperlink"/>
@@ -5638,16 +5618,16 @@
           <w:lang w:val="id-ID"/>
         </w:rPr>
       </w:pPr>
-      <w:bookmarkStart w:id="36" w:name="_Toc453325627"/>
-      <w:bookmarkStart w:id="37" w:name="_Toc485163111"/>
+      <w:bookmarkStart w:id="35" w:name="_Toc453325627"/>
+      <w:bookmarkStart w:id="36" w:name="_Toc485163111"/>
       <w:r>
         <w:rPr>
           <w:lang w:val="id-ID"/>
         </w:rPr>
         <w:t>Hardware Interface</w:t>
       </w:r>
+      <w:bookmarkEnd w:id="35"/>
       <w:bookmarkEnd w:id="36"/>
-      <w:bookmarkEnd w:id="37"/>
     </w:p>
     <w:p>
       <w:pPr>
@@ -5660,8 +5640,8 @@
           <w:lang w:val="id-ID"/>
         </w:rPr>
       </w:pPr>
-      <w:bookmarkStart w:id="38" w:name="_Toc453325628"/>
-      <w:bookmarkStart w:id="39" w:name="_Toc485163112"/>
+      <w:bookmarkStart w:id="37" w:name="_Toc453325628"/>
+      <w:bookmarkStart w:id="38" w:name="_Toc485163112"/>
       <w:r>
         <w:rPr>
           <w:rFonts w:ascii="Arial" w:hAnsi="Arial" w:cs="Arial"/>
@@ -5892,8 +5872,8 @@
         </w:rPr>
         <w:t>Software Interface</w:t>
       </w:r>
+      <w:bookmarkEnd w:id="37"/>
       <w:bookmarkEnd w:id="38"/>
-      <w:bookmarkEnd w:id="39"/>
     </w:p>
     <w:p>
       <w:pPr>
@@ -6402,16 +6382,16 @@
           <w:lang w:val="id-ID"/>
         </w:rPr>
       </w:pPr>
-      <w:bookmarkStart w:id="40" w:name="_Toc453325629"/>
-      <w:bookmarkStart w:id="41" w:name="_Toc485163113"/>
+      <w:bookmarkStart w:id="39" w:name="_Toc453325629"/>
+      <w:bookmarkStart w:id="40" w:name="_Toc485163113"/>
       <w:r>
         <w:rPr>
           <w:lang w:val="id-ID"/>
         </w:rPr>
         <w:t>Communication Interface</w:t>
       </w:r>
+      <w:bookmarkEnd w:id="39"/>
       <w:bookmarkEnd w:id="40"/>
-      <w:bookmarkEnd w:id="41"/>
     </w:p>
     <w:p>
       <w:pPr>
@@ -6899,7 +6879,7 @@
       <w:pPr>
         <w:pStyle w:val="Heading1"/>
       </w:pPr>
-      <w:bookmarkStart w:id="42" w:name="_Toc485163114"/>
+      <w:bookmarkStart w:id="41" w:name="_Toc485163114"/>
       <w:r>
         <w:rPr>
           <w:lang w:val="id-ID"/>
@@ -6907,80 +6887,7 @@
         <w:lastRenderedPageBreak/>
         <w:t>Functional Requirement</w:t>
       </w:r>
-      <w:bookmarkEnd w:id="42"/>
-    </w:p>
-    <w:p>
-      <w:pPr>
-        <w:pStyle w:val="template"/>
-        <w:rPr>
-          <w:lang w:val="id-ID"/>
-        </w:rPr>
-      </w:pPr>
-      <w:r>
-        <w:t>&lt;</w:t>
-      </w:r>
-      <w:r>
-        <w:rPr>
-          <w:lang w:val="id-ID"/>
-        </w:rPr>
-        <w:t>Area</w:t>
-      </w:r>
-      <w:r>
-        <w:t xml:space="preserve"> ini menggambarkan pengorganisasian persyaratan fungsional untuk produk dengan fitur sistem, layanan utama yang disediakan oleh produk</w:t>
-      </w:r>
-      <w:r>
-        <w:t>&gt;</w:t>
-      </w:r>
-    </w:p>
-    <w:p>
-      <w:pPr>
-        <w:pStyle w:val="template"/>
-        <w:rPr>
-          <w:lang w:val="id-ID"/>
-        </w:rPr>
-      </w:pPr>
-    </w:p>
-    <w:p>
-      <w:pPr>
-        <w:pStyle w:val="template"/>
-        <w:rPr>
-          <w:lang w:val="id-ID"/>
-        </w:rPr>
-      </w:pPr>
-      <w:r>
-        <w:rPr>
-          <w:lang w:val="id-ID"/>
-        </w:rPr>
-        <w:t xml:space="preserve">&lt;Tulis </w:t>
-      </w:r>
-      <w:r>
-        <w:rPr>
-          <w:lang w:val="id-ID"/>
-        </w:rPr>
-        <w:t xml:space="preserve">Kebutuhan Fungsional / </w:t>
-      </w:r>
-      <w:r>
-        <w:rPr>
-          <w:lang w:val="id-ID"/>
-        </w:rPr>
-        <w:t>Functional Requirement disini&gt;</w:t>
-      </w:r>
-    </w:p>
-    <w:p>
-      <w:pPr>
-        <w:pStyle w:val="guide"/>
-        <w:rPr>
-          <w:rFonts w:ascii="Arial" w:hAnsi="Arial" w:cs="Arial"/>
-          <w:lang w:val="id-ID"/>
-        </w:rPr>
-      </w:pPr>
-      <w:r>
-        <w:rPr>
-          <w:rFonts w:ascii="Arial" w:hAnsi="Arial" w:cs="Arial"/>
-          <w:lang w:val="id-ID"/>
-        </w:rPr>
-        <w:t>Diawali dengan membuat daftar kebutuhan fungsional P/L, lengkap dengan ID dan penjelasan jika perlu. Bisa dibuat dalam bentuk tabel.</w:t>
-      </w:r>
+      <w:bookmarkEnd w:id="41"/>
     </w:p>
     <w:p>
       <w:pPr>
@@ -7080,7 +6987,18 @@
           <w:p>
             <w:pPr>
               <w:pStyle w:val="TOC1"/>
+              <w:rPr>
+                <w:b w:val="0"/>
+                <w:bCs/>
+              </w:rPr>
             </w:pPr>
+            <w:r>
+              <w:rPr>
+                <w:b w:val="0"/>
+                <w:bCs/>
+              </w:rPr>
+              <w:t>FR1</w:t>
+            </w:r>
           </w:p>
         </w:tc>
         <w:tc>
@@ -7090,199 +7008,28 @@
           <w:p>
             <w:pPr>
               <w:pStyle w:val="TOC1"/>
+              <w:rPr>
+                <w:b w:val="0"/>
+                <w:bCs/>
+              </w:rPr>
             </w:pPr>
+            <w:r>
+              <w:rPr>
+                <w:b w:val="0"/>
+                <w:bCs/>
+              </w:rPr>
+              <w:t>Registrasi &amp; Login</w:t>
+            </w:r>
           </w:p>
         </w:tc>
         <w:tc>
           <w:tcPr>
             <w:tcW w:w="3544" w:type="dxa"/>
           </w:tcPr>
-          <w:p/>
-        </w:tc>
-      </w:tr>
-      <w:tr>
-        <w:tc>
-          <w:tcPr>
-            <w:tcW w:w="1242" w:type="dxa"/>
-          </w:tcPr>
-          <w:p/>
-        </w:tc>
-        <w:tc>
-          <w:tcPr>
-            <w:tcW w:w="4536" w:type="dxa"/>
-          </w:tcPr>
-          <w:p/>
-        </w:tc>
-        <w:tc>
-          <w:tcPr>
-            <w:tcW w:w="3544" w:type="dxa"/>
-          </w:tcPr>
-          <w:p/>
-        </w:tc>
-      </w:tr>
-      <w:tr>
-        <w:tc>
-          <w:tcPr>
-            <w:tcW w:w="1242" w:type="dxa"/>
-          </w:tcPr>
-          <w:p/>
-        </w:tc>
-        <w:tc>
-          <w:tcPr>
-            <w:tcW w:w="4536" w:type="dxa"/>
-          </w:tcPr>
-          <w:p/>
-        </w:tc>
-        <w:tc>
-          <w:tcPr>
-            <w:tcW w:w="3544" w:type="dxa"/>
-          </w:tcPr>
-          <w:p/>
-        </w:tc>
-      </w:tr>
-      <w:tr>
-        <w:tc>
-          <w:tcPr>
-            <w:tcW w:w="1242" w:type="dxa"/>
-          </w:tcPr>
-          <w:p/>
-        </w:tc>
-        <w:tc>
-          <w:tcPr>
-            <w:tcW w:w="4536" w:type="dxa"/>
-          </w:tcPr>
-          <w:p/>
-        </w:tc>
-        <w:tc>
-          <w:tcPr>
-            <w:tcW w:w="3544" w:type="dxa"/>
-          </w:tcPr>
-          <w:p/>
-        </w:tc>
-      </w:tr>
-      <w:tr>
-        <w:tc>
-          <w:tcPr>
-            <w:tcW w:w="1242" w:type="dxa"/>
-          </w:tcPr>
-          <w:p/>
-        </w:tc>
-        <w:tc>
-          <w:tcPr>
-            <w:tcW w:w="4536" w:type="dxa"/>
-          </w:tcPr>
-          <w:p/>
-        </w:tc>
-        <w:tc>
-          <w:tcPr>
-            <w:tcW w:w="3544" w:type="dxa"/>
-          </w:tcPr>
-          <w:p/>
-        </w:tc>
-      </w:tr>
-      <w:tr>
-        <w:tc>
-          <w:tcPr>
-            <w:tcW w:w="1242" w:type="dxa"/>
-          </w:tcPr>
-          <w:p/>
-        </w:tc>
-        <w:tc>
-          <w:tcPr>
-            <w:tcW w:w="4536" w:type="dxa"/>
-          </w:tcPr>
-          <w:p/>
-        </w:tc>
-        <w:tc>
-          <w:tcPr>
-            <w:tcW w:w="3544" w:type="dxa"/>
-          </w:tcPr>
-          <w:p/>
-        </w:tc>
-      </w:tr>
-      <w:tr>
-        <w:tc>
-          <w:tcPr>
-            <w:tcW w:w="1242" w:type="dxa"/>
-          </w:tcPr>
-          <w:p/>
-        </w:tc>
-        <w:tc>
-          <w:tcPr>
-            <w:tcW w:w="4536" w:type="dxa"/>
-          </w:tcPr>
-          <w:p/>
-        </w:tc>
-        <w:tc>
-          <w:tcPr>
-            <w:tcW w:w="3544" w:type="dxa"/>
-          </w:tcPr>
-          <w:p/>
-        </w:tc>
-      </w:tr>
-      <w:tr>
-        <w:tc>
-          <w:tcPr>
-            <w:tcW w:w="1242" w:type="dxa"/>
-          </w:tcPr>
-          <w:p/>
-        </w:tc>
-        <w:tc>
-          <w:tcPr>
-            <w:tcW w:w="4536" w:type="dxa"/>
-          </w:tcPr>
-          <w:p/>
-        </w:tc>
-        <w:tc>
-          <w:tcPr>
-            <w:tcW w:w="3544" w:type="dxa"/>
-          </w:tcPr>
-          <w:p/>
-        </w:tc>
-      </w:tr>
-      <w:tr>
-        <w:tc>
-          <w:tcPr>
-            <w:tcW w:w="1242" w:type="dxa"/>
-          </w:tcPr>
-          <w:p/>
-        </w:tc>
-        <w:tc>
-          <w:tcPr>
-            <w:tcW w:w="4536" w:type="dxa"/>
-          </w:tcPr>
-          <w:p/>
-        </w:tc>
-        <w:tc>
-          <w:tcPr>
-            <w:tcW w:w="3544" w:type="dxa"/>
-          </w:tcPr>
-          <w:p/>
-        </w:tc>
-      </w:tr>
-      <w:tr>
-        <w:tc>
-          <w:tcPr>
-            <w:tcW w:w="1242" w:type="dxa"/>
-          </w:tcPr>
-          <w:p/>
-        </w:tc>
-        <w:tc>
-          <w:tcPr>
-            <w:tcW w:w="4536" w:type="dxa"/>
-          </w:tcPr>
-          <w:p/>
-        </w:tc>
-        <w:tc>
-          <w:tcPr>
-            <w:tcW w:w="3544" w:type="dxa"/>
-          </w:tcPr>
           <w:p>
-            <w:pPr>
-              <w:rPr>
-                <w:lang w:val="sv-SE"/>
-              </w:rPr>
-            </w:pPr>
+            <w:r>
+              <w:t>User dapat mendaftar sedangkan admin tidak bisa mendaftar, tetapi keduanya bisa login</w:t>
+            </w:r>
           </w:p>
         </w:tc>
       </w:tr>
@@ -7292,11 +7039,9 @@
             <w:tcW w:w="1242" w:type="dxa"/>
           </w:tcPr>
           <w:p>
-            <w:pPr>
-              <w:rPr>
-                <w:lang w:val="sv-SE"/>
-              </w:rPr>
-            </w:pPr>
+            <w:r>
+              <w:t>FR2</w:t>
+            </w:r>
           </w:p>
         </w:tc>
         <w:tc>
@@ -7304,18 +7049,20 @@
             <w:tcW w:w="4536" w:type="dxa"/>
           </w:tcPr>
           <w:p>
-            <w:pPr>
-              <w:rPr>
-                <w:lang w:val="sv-SE"/>
-              </w:rPr>
-            </w:pPr>
+            <w:r>
+              <w:t>Pemesanan hewan qurban</w:t>
+            </w:r>
           </w:p>
         </w:tc>
         <w:tc>
           <w:tcPr>
             <w:tcW w:w="3544" w:type="dxa"/>
           </w:tcPr>
-          <w:p/>
+          <w:p>
+            <w:r>
+              <w:t>User dapat membuat order</w:t>
+            </w:r>
+          </w:p>
         </w:tc>
       </w:tr>
       <w:tr>
@@ -7323,19 +7070,159 @@
           <w:tcPr>
             <w:tcW w:w="1242" w:type="dxa"/>
           </w:tcPr>
-          <w:p/>
+          <w:p>
+            <w:r>
+              <w:t>FR3</w:t>
+            </w:r>
+          </w:p>
         </w:tc>
         <w:tc>
           <w:tcPr>
             <w:tcW w:w="4536" w:type="dxa"/>
           </w:tcPr>
-          <w:p/>
+          <w:p>
+            <w:r>
+              <w:t>Kelola Produk</w:t>
+            </w:r>
+          </w:p>
         </w:tc>
         <w:tc>
           <w:tcPr>
             <w:tcW w:w="3544" w:type="dxa"/>
           </w:tcPr>
-          <w:p/>
+          <w:p>
+            <w:r>
+              <w:t>Admin dapat tambah, edit, dan hapus produk</w:t>
+            </w:r>
+          </w:p>
+        </w:tc>
+      </w:tr>
+      <w:tr>
+        <w:tc>
+          <w:tcPr>
+            <w:tcW w:w="1242" w:type="dxa"/>
+          </w:tcPr>
+          <w:p>
+            <w:r>
+              <w:t>FR4</w:t>
+            </w:r>
+          </w:p>
+        </w:tc>
+        <w:tc>
+          <w:tcPr>
+            <w:tcW w:w="4536" w:type="dxa"/>
+          </w:tcPr>
+          <w:p>
+            <w:r>
+              <w:t>Kelola Pesanan</w:t>
+            </w:r>
+          </w:p>
+        </w:tc>
+        <w:tc>
+          <w:tcPr>
+            <w:tcW w:w="3544" w:type="dxa"/>
+          </w:tcPr>
+          <w:p>
+            <w:r>
+              <w:t>Admin dapat mengelola hewan qurban</w:t>
+            </w:r>
+          </w:p>
+        </w:tc>
+      </w:tr>
+      <w:tr>
+        <w:tc>
+          <w:tcPr>
+            <w:tcW w:w="1242" w:type="dxa"/>
+          </w:tcPr>
+          <w:p>
+            <w:r>
+              <w:t>FR5</w:t>
+            </w:r>
+          </w:p>
+        </w:tc>
+        <w:tc>
+          <w:tcPr>
+            <w:tcW w:w="4536" w:type="dxa"/>
+          </w:tcPr>
+          <w:p>
+            <w:r>
+              <w:t>Riwayat Pesanan</w:t>
+            </w:r>
+          </w:p>
+        </w:tc>
+        <w:tc>
+          <w:tcPr>
+            <w:tcW w:w="3544" w:type="dxa"/>
+          </w:tcPr>
+          <w:p>
+            <w:r>
+              <w:t>User &amp; admin dapat melihat riwayat pesanan</w:t>
+            </w:r>
+          </w:p>
+        </w:tc>
+      </w:tr>
+      <w:tr>
+        <w:tc>
+          <w:tcPr>
+            <w:tcW w:w="1242" w:type="dxa"/>
+          </w:tcPr>
+          <w:p>
+            <w:r>
+              <w:t>FR6</w:t>
+            </w:r>
+          </w:p>
+        </w:tc>
+        <w:tc>
+          <w:tcPr>
+            <w:tcW w:w="4536" w:type="dxa"/>
+          </w:tcPr>
+          <w:p>
+            <w:r>
+              <w:t>Edit Profile</w:t>
+            </w:r>
+          </w:p>
+        </w:tc>
+        <w:tc>
+          <w:tcPr>
+            <w:tcW w:w="3544" w:type="dxa"/>
+          </w:tcPr>
+          <w:p>
+            <w:r>
+              <w:t>User dapat mengedit profile</w:t>
+            </w:r>
+          </w:p>
+        </w:tc>
+      </w:tr>
+      <w:tr>
+        <w:tc>
+          <w:tcPr>
+            <w:tcW w:w="1242" w:type="dxa"/>
+          </w:tcPr>
+          <w:p>
+            <w:r>
+              <w:t>FR7</w:t>
+            </w:r>
+          </w:p>
+        </w:tc>
+        <w:tc>
+          <w:tcPr>
+            <w:tcW w:w="4536" w:type="dxa"/>
+          </w:tcPr>
+          <w:p>
+            <w:r>
+              <w:t>Logout</w:t>
+            </w:r>
+          </w:p>
+        </w:tc>
+        <w:tc>
+          <w:tcPr>
+            <w:tcW w:w="3544" w:type="dxa"/>
+          </w:tcPr>
+          <w:p>
+            <w:r>
+              <w:t>User &amp; admin dapat logout</w:t>
+            </w:r>
+          </w:p>
         </w:tc>
       </w:tr>
     </w:tbl>
@@ -7355,81 +7242,81 @@
           <w:lang w:val="id-ID"/>
         </w:rPr>
       </w:pPr>
-      <w:bookmarkStart w:id="43" w:name="_Toc485163115"/>
-      <w:bookmarkStart w:id="44" w:name="_Toc439994688"/>
+      <w:bookmarkStart w:id="42" w:name="_Toc485163115"/>
+      <w:bookmarkStart w:id="43" w:name="_Toc439994688"/>
       <w:r>
         <w:rPr>
           <w:lang w:val="id-ID"/>
         </w:rPr>
         <w:t>Use Case Diagram</w:t>
       </w:r>
+      <w:bookmarkEnd w:id="42"/>
+    </w:p>
+    <w:p>
+      <w:pPr>
+        <w:rPr>
+          <w:rFonts w:ascii="Arial" w:hAnsi="Arial" w:cs="Arial"/>
+          <w:sz w:val="22"/>
+          <w:lang w:val="id-ID"/>
+        </w:rPr>
+      </w:pPr>
+      <w:r>
+        <w:rPr>
+          <w:rFonts w:ascii="Arial" w:hAnsi="Arial" w:cs="Arial"/>
+          <w:sz w:val="22"/>
+          <w:lang w:val="id-ID"/>
+        </w:rPr>
+        <w:t>&lt;</w:t>
+      </w:r>
+      <w:r>
+        <w:rPr>
+          <w:rFonts w:ascii="Arial" w:hAnsi="Arial" w:cs="Arial"/>
+          <w:i/>
+          <w:sz w:val="22"/>
+          <w:lang w:val="id-ID"/>
+        </w:rPr>
+        <w:t>G</w:t>
+      </w:r>
+      <w:r>
+        <w:rPr>
+          <w:rFonts w:ascii="Arial" w:hAnsi="Arial" w:cs="Arial"/>
+          <w:i/>
+          <w:sz w:val="22"/>
+          <w:lang w:val="id-ID"/>
+        </w:rPr>
+        <w:t>ambarkan use case diagramnya</w:t>
+      </w:r>
+      <w:r>
+        <w:rPr>
+          <w:rFonts w:ascii="Arial" w:hAnsi="Arial" w:cs="Arial"/>
+          <w:i/>
+          <w:sz w:val="22"/>
+          <w:lang w:val="id-ID"/>
+        </w:rPr>
+        <w:t xml:space="preserve"> dari functional requirement yang didapatkan</w:t>
+      </w:r>
+      <w:r>
+        <w:rPr>
+          <w:rFonts w:ascii="Arial" w:hAnsi="Arial" w:cs="Arial"/>
+          <w:sz w:val="22"/>
+          <w:lang w:val="id-ID"/>
+        </w:rPr>
+        <w:t>&gt;</w:t>
+      </w:r>
+    </w:p>
+    <w:p>
+      <w:pPr>
+        <w:pStyle w:val="Heading2"/>
+      </w:pPr>
+      <w:bookmarkStart w:id="44" w:name="_Toc485163116"/>
       <w:bookmarkEnd w:id="43"/>
-    </w:p>
-    <w:p>
-      <w:pPr>
-        <w:rPr>
-          <w:rFonts w:ascii="Arial" w:hAnsi="Arial" w:cs="Arial"/>
-          <w:sz w:val="22"/>
-          <w:lang w:val="id-ID"/>
-        </w:rPr>
-      </w:pPr>
-      <w:r>
-        <w:rPr>
-          <w:rFonts w:ascii="Arial" w:hAnsi="Arial" w:cs="Arial"/>
-          <w:sz w:val="22"/>
-          <w:lang w:val="id-ID"/>
-        </w:rPr>
-        <w:t>&lt;</w:t>
-      </w:r>
-      <w:r>
-        <w:rPr>
-          <w:rFonts w:ascii="Arial" w:hAnsi="Arial" w:cs="Arial"/>
-          <w:i/>
-          <w:sz w:val="22"/>
-          <w:lang w:val="id-ID"/>
-        </w:rPr>
-        <w:t>G</w:t>
-      </w:r>
-      <w:r>
-        <w:rPr>
-          <w:rFonts w:ascii="Arial" w:hAnsi="Arial" w:cs="Arial"/>
-          <w:i/>
-          <w:sz w:val="22"/>
-          <w:lang w:val="id-ID"/>
-        </w:rPr>
-        <w:t>ambarkan use case diagramnya</w:t>
-      </w:r>
-      <w:r>
-        <w:rPr>
-          <w:rFonts w:ascii="Arial" w:hAnsi="Arial" w:cs="Arial"/>
-          <w:i/>
-          <w:sz w:val="22"/>
-          <w:lang w:val="id-ID"/>
-        </w:rPr>
-        <w:t xml:space="preserve"> dari functional requirement yang didapatkan</w:t>
-      </w:r>
-      <w:r>
-        <w:rPr>
-          <w:rFonts w:ascii="Arial" w:hAnsi="Arial" w:cs="Arial"/>
-          <w:sz w:val="22"/>
-          <w:lang w:val="id-ID"/>
-        </w:rPr>
-        <w:t>&gt;</w:t>
-      </w:r>
-    </w:p>
-    <w:p>
-      <w:pPr>
-        <w:pStyle w:val="Heading2"/>
-      </w:pPr>
-      <w:bookmarkStart w:id="45" w:name="_Toc485163116"/>
+      <w:r>
+        <w:rPr>
+          <w:lang w:val="id-ID"/>
+        </w:rPr>
+        <w:t>Nama Use Case 1</w:t>
+      </w:r>
       <w:bookmarkEnd w:id="44"/>
-      <w:r>
-        <w:rPr>
-          <w:lang w:val="id-ID"/>
-        </w:rPr>
-        <w:t>Nama Use Case 1</w:t>
-      </w:r>
-      <w:bookmarkEnd w:id="45"/>
       <w:r>
         <w:rPr>
           <w:lang w:val="id-ID"/>
@@ -7837,30 +7724,72 @@
           <w:lang w:val="id-ID"/>
         </w:rPr>
       </w:pPr>
-      <w:bookmarkStart w:id="46" w:name="_Toc485163117"/>
+      <w:bookmarkStart w:id="45" w:name="_Toc485163117"/>
       <w:r>
         <w:rPr>
           <w:lang w:val="id-ID"/>
         </w:rPr>
         <w:t>Nama Use Case 2</w:t>
       </w:r>
+      <w:bookmarkEnd w:id="45"/>
+    </w:p>
+    <w:p>
+      <w:pPr>
+        <w:ind w:firstLine="720"/>
+        <w:rPr>
+          <w:lang w:val="id-ID"/>
+        </w:rPr>
+      </w:pPr>
+      <w:r>
+        <w:rPr>
+          <w:lang w:val="id-ID"/>
+        </w:rPr>
+        <w:t>&lt;Sama seperti di atas</w:t>
+      </w:r>
+      <w:r>
+        <w:t>, dan seterusnya sesuai jumlah use case yang didapatkan</w:t>
+      </w:r>
+      <w:r>
+        <w:rPr>
+          <w:lang w:val="id-ID"/>
+        </w:rPr>
+        <w:t>&gt;</w:t>
+      </w:r>
+    </w:p>
+    <w:p>
+      <w:pPr>
+        <w:pStyle w:val="Heading2"/>
+        <w:rPr>
+          <w:lang w:val="id-ID"/>
+        </w:rPr>
+      </w:pPr>
+      <w:bookmarkStart w:id="46" w:name="_Toc485163118"/>
+      <w:r>
+        <w:rPr>
+          <w:lang w:val="id-ID"/>
+        </w:rPr>
+        <w:t>Class Diagram</w:t>
+      </w:r>
       <w:bookmarkEnd w:id="46"/>
     </w:p>
     <w:p>
       <w:pPr>
-        <w:ind w:firstLine="720"/>
-        <w:rPr>
-          <w:lang w:val="id-ID"/>
-        </w:rPr>
-      </w:pPr>
-      <w:r>
-        <w:rPr>
-          <w:lang w:val="id-ID"/>
-        </w:rPr>
-        <w:t>&lt;Sama seperti di atas</w:t>
-      </w:r>
-      <w:r>
-        <w:t>, dan seterusnya sesuai jumlah use case yang didapatkan</w:t>
+        <w:rPr>
+          <w:lang w:val="id-ID"/>
+        </w:rPr>
+      </w:pPr>
+      <w:r>
+        <w:rPr>
+          <w:lang w:val="id-ID"/>
+        </w:rPr>
+        <w:t>&lt;</w:t>
+      </w:r>
+      <w:r>
+        <w:rPr>
+          <w:i/>
+          <w:lang w:val="id-ID"/>
+        </w:rPr>
+        <w:t>identifikasi kelas yang terkait dan hubungannya pada sistem yang dikembangkan</w:t>
       </w:r>
       <w:r>
         <w:rPr>
@@ -7871,49 +7800,6 @@
     </w:p>
     <w:p>
       <w:pPr>
-        <w:pStyle w:val="Heading2"/>
-        <w:rPr>
-          <w:lang w:val="id-ID"/>
-        </w:rPr>
-      </w:pPr>
-      <w:bookmarkStart w:id="47" w:name="_Toc485163118"/>
-      <w:r>
-        <w:rPr>
-          <w:lang w:val="id-ID"/>
-        </w:rPr>
-        <w:lastRenderedPageBreak/>
-        <w:t>Class Diagram</w:t>
-      </w:r>
-      <w:bookmarkEnd w:id="47"/>
-    </w:p>
-    <w:p>
-      <w:pPr>
-        <w:rPr>
-          <w:lang w:val="id-ID"/>
-        </w:rPr>
-      </w:pPr>
-      <w:r>
-        <w:rPr>
-          <w:lang w:val="id-ID"/>
-        </w:rPr>
-        <w:t>&lt;</w:t>
-      </w:r>
-      <w:r>
-        <w:rPr>
-          <w:i/>
-          <w:lang w:val="id-ID"/>
-        </w:rPr>
-        <w:t>identifikasi kelas yang terkait dan hubungannya pada sistem yang dikembangkan</w:t>
-      </w:r>
-      <w:r>
-        <w:rPr>
-          <w:lang w:val="id-ID"/>
-        </w:rPr>
-        <w:t>&gt;</w:t>
-      </w:r>
-    </w:p>
-    <w:p>
-      <w:pPr>
         <w:pStyle w:val="template"/>
       </w:pPr>
     </w:p>
@@ -7947,8 +7833,8 @@
           <w:lang w:val="id-ID"/>
         </w:rPr>
       </w:pPr>
-      <w:bookmarkStart w:id="48" w:name="_Toc485163119"/>
-      <w:bookmarkStart w:id="49" w:name="_Toc439994690"/>
+      <w:bookmarkStart w:id="47" w:name="_Toc485163119"/>
+      <w:bookmarkStart w:id="48" w:name="_Toc439994690"/>
       <w:r>
         <w:lastRenderedPageBreak/>
         <w:t>Non</w:t>
@@ -7959,89 +7845,393 @@
       <w:r>
         <w:t>unctional Requirements</w:t>
       </w:r>
-      <w:bookmarkEnd w:id="48"/>
-    </w:p>
-    <w:p>
-      <w:pPr>
+      <w:bookmarkEnd w:id="47"/>
+    </w:p>
+    <w:bookmarkEnd w:id="48"/>
+    <w:p>
+      <w:pPr>
+        <w:pStyle w:val="guide"/>
         <w:rPr>
           <w:lang w:val="sv-SE"/>
         </w:rPr>
       </w:pPr>
-      <w:r>
-        <w:rPr>
-          <w:lang w:val="id-ID"/>
-        </w:rPr>
-        <w:t>&lt;</w:t>
-      </w:r>
-      <w:bookmarkEnd w:id="49"/>
-      <w:r>
-        <w:rPr>
-          <w:i/>
+    </w:p>
+    <w:tbl>
+      <w:tblPr>
+        <w:tblStyle w:val="TableGrid"/>
+        <w:tblW w:w="0" w:type="auto"/>
+        <w:tblLook w:val="04A0" w:firstRow="1" w:lastRow="0" w:firstColumn="1" w:lastColumn="0" w:noHBand="0" w:noVBand="1"/>
+      </w:tblPr>
+      <w:tblGrid>
+        <w:gridCol w:w="1838"/>
+        <w:gridCol w:w="7088"/>
+      </w:tblGrid>
+      <w:tr>
+        <w:tc>
+          <w:tcPr>
+            <w:tcW w:w="1838" w:type="dxa"/>
+          </w:tcPr>
+          <w:p>
+            <w:pPr>
+              <w:pStyle w:val="guide"/>
+              <w:jc w:val="center"/>
+              <w:rPr>
+                <w:b/>
+                <w:bCs/>
+                <w:i w:val="0"/>
+                <w:iCs/>
+                <w:sz w:val="24"/>
+                <w:szCs w:val="24"/>
+                <w:lang w:val="sv-SE"/>
+              </w:rPr>
+            </w:pPr>
+            <w:r>
+              <w:rPr>
+                <w:b/>
+                <w:bCs/>
+                <w:i w:val="0"/>
+                <w:iCs/>
+                <w:lang w:val="sv-SE"/>
+              </w:rPr>
+              <w:t>ID</w:t>
+            </w:r>
+          </w:p>
+        </w:tc>
+        <w:tc>
+          <w:tcPr>
+            <w:tcW w:w="7088" w:type="dxa"/>
+          </w:tcPr>
+          <w:p>
+            <w:pPr>
+              <w:pStyle w:val="guide"/>
+              <w:jc w:val="center"/>
+              <w:rPr>
+                <w:b/>
+                <w:bCs/>
+                <w:i w:val="0"/>
+                <w:iCs/>
+                <w:sz w:val="24"/>
+                <w:szCs w:val="24"/>
+                <w:lang w:val="sv-SE"/>
+              </w:rPr>
+            </w:pPr>
+            <w:r>
+              <w:rPr>
+                <w:b/>
+                <w:bCs/>
+                <w:i w:val="0"/>
+                <w:iCs/>
+                <w:sz w:val="24"/>
+                <w:szCs w:val="24"/>
+                <w:lang w:val="sv-SE"/>
+              </w:rPr>
+              <w:t>Kebutuhan</w:t>
+            </w:r>
+          </w:p>
+        </w:tc>
+      </w:tr>
+      <w:tr>
+        <w:tc>
+          <w:tcPr>
+            <w:tcW w:w="1838" w:type="dxa"/>
+          </w:tcPr>
+          <w:p>
+            <w:pPr>
+              <w:pStyle w:val="guide"/>
+              <w:jc w:val="center"/>
+              <w:rPr>
+                <w:i w:val="0"/>
+                <w:iCs/>
+                <w:lang w:val="sv-SE"/>
+              </w:rPr>
+            </w:pPr>
+            <w:r>
+              <w:rPr>
+                <w:i w:val="0"/>
+                <w:iCs/>
+                <w:lang w:val="sv-SE"/>
+              </w:rPr>
+              <w:t>NFR1</w:t>
+            </w:r>
+          </w:p>
+        </w:tc>
+        <w:tc>
+          <w:tcPr>
+            <w:tcW w:w="7088" w:type="dxa"/>
+          </w:tcPr>
+          <w:p>
+            <w:pPr>
+              <w:pStyle w:val="guide"/>
+              <w:rPr>
+                <w:i w:val="0"/>
+                <w:iCs/>
+                <w:lang w:val="sv-SE"/>
+              </w:rPr>
+            </w:pPr>
+            <w:r>
+              <w:rPr>
+                <w:i w:val="0"/>
+                <w:iCs/>
+                <w:lang w:val="sv-SE"/>
+              </w:rPr>
+              <w:t>Aplikasi harus tersedia 24/7 (Avability)</w:t>
+            </w:r>
+            <w:r>
+              <w:rPr>
+                <w:i w:val="0"/>
+                <w:iCs/>
+                <w:lang w:val="sv-SE"/>
+              </w:rPr>
+              <w:t>.</w:t>
+            </w:r>
+          </w:p>
+        </w:tc>
+      </w:tr>
+      <w:tr>
+        <w:tc>
+          <w:tcPr>
+            <w:tcW w:w="1838" w:type="dxa"/>
+          </w:tcPr>
+          <w:p>
+            <w:pPr>
+              <w:pStyle w:val="guide"/>
+              <w:jc w:val="center"/>
+              <w:rPr>
+                <w:i w:val="0"/>
+                <w:iCs/>
+                <w:lang w:val="sv-SE"/>
+              </w:rPr>
+            </w:pPr>
+            <w:r>
+              <w:rPr>
+                <w:i w:val="0"/>
+                <w:iCs/>
+                <w:lang w:val="sv-SE"/>
+              </w:rPr>
+              <w:t>NFR2</w:t>
+            </w:r>
+          </w:p>
+        </w:tc>
+        <w:tc>
+          <w:tcPr>
+            <w:tcW w:w="7088" w:type="dxa"/>
+          </w:tcPr>
+          <w:p>
+            <w:pPr>
+              <w:pStyle w:val="guide"/>
+              <w:rPr>
+                <w:i w:val="0"/>
+                <w:iCs/>
+                <w:lang w:val="sv-SE"/>
+              </w:rPr>
+            </w:pPr>
+            <w:r>
+              <w:rPr>
+                <w:i w:val="0"/>
+                <w:iCs/>
+                <w:lang w:val="sv-SE"/>
+              </w:rPr>
+              <w:t>Aplikasi mudah digunakan oleh User dan admin (Ergonomy)</w:t>
+            </w:r>
+            <w:r>
+              <w:rPr>
+                <w:i w:val="0"/>
+                <w:iCs/>
+                <w:lang w:val="sv-SE"/>
+              </w:rPr>
+              <w:t>.</w:t>
+            </w:r>
+          </w:p>
+        </w:tc>
+      </w:tr>
+      <w:tr>
+        <w:tc>
+          <w:tcPr>
+            <w:tcW w:w="1838" w:type="dxa"/>
+          </w:tcPr>
+          <w:p>
+            <w:pPr>
+              <w:pStyle w:val="guide"/>
+              <w:jc w:val="center"/>
+              <w:rPr>
+                <w:i w:val="0"/>
+                <w:iCs/>
+                <w:lang w:val="sv-SE"/>
+              </w:rPr>
+            </w:pPr>
+            <w:r>
+              <w:rPr>
+                <w:i w:val="0"/>
+                <w:iCs/>
+                <w:lang w:val="sv-SE"/>
+              </w:rPr>
+              <w:t>NFR3</w:t>
+            </w:r>
+          </w:p>
+        </w:tc>
+        <w:tc>
+          <w:tcPr>
+            <w:tcW w:w="7088" w:type="dxa"/>
+          </w:tcPr>
+          <w:p>
+            <w:pPr>
+              <w:pStyle w:val="guide"/>
+              <w:rPr>
+                <w:i w:val="0"/>
+                <w:iCs/>
+                <w:lang w:val="sv-SE"/>
+              </w:rPr>
+            </w:pPr>
+            <w:r>
+              <w:rPr>
+                <w:i w:val="0"/>
+                <w:iCs/>
+                <w:lang w:val="sv-SE"/>
+              </w:rPr>
+              <w:t>Aplikasi hanya berjalan di android (Portability)</w:t>
+            </w:r>
+            <w:r>
+              <w:rPr>
+                <w:i w:val="0"/>
+                <w:iCs/>
+                <w:lang w:val="sv-SE"/>
+              </w:rPr>
+              <w:t>.</w:t>
+            </w:r>
+          </w:p>
+        </w:tc>
+      </w:tr>
+      <w:tr>
+        <w:tc>
+          <w:tcPr>
+            <w:tcW w:w="1838" w:type="dxa"/>
+          </w:tcPr>
+          <w:p>
+            <w:pPr>
+              <w:pStyle w:val="guide"/>
+              <w:jc w:val="center"/>
+              <w:rPr>
+                <w:i w:val="0"/>
+                <w:iCs/>
+                <w:lang w:val="sv-SE"/>
+              </w:rPr>
+            </w:pPr>
+            <w:r>
+              <w:rPr>
+                <w:i w:val="0"/>
+                <w:iCs/>
+                <w:lang w:val="sv-SE"/>
+              </w:rPr>
+              <w:t>NFR4</w:t>
+            </w:r>
+          </w:p>
+        </w:tc>
+        <w:tc>
+          <w:tcPr>
+            <w:tcW w:w="7088" w:type="dxa"/>
+          </w:tcPr>
+          <w:p>
+            <w:pPr>
+              <w:pStyle w:val="guide"/>
+              <w:rPr>
+                <w:i w:val="0"/>
+                <w:iCs/>
+                <w:lang w:val="sv-SE"/>
+              </w:rPr>
+            </w:pPr>
+            <w:r>
+              <w:rPr>
+                <w:i w:val="0"/>
+                <w:iCs/>
+                <w:lang w:val="sv-SE"/>
+              </w:rPr>
+              <w:t>Penggunaan Memori tidak lebih dari 200MB (Memory)</w:t>
+            </w:r>
+            <w:r>
+              <w:rPr>
+                <w:i w:val="0"/>
+                <w:iCs/>
+                <w:lang w:val="sv-SE"/>
+              </w:rPr>
+              <w:t>.</w:t>
+            </w:r>
+          </w:p>
+        </w:tc>
+      </w:tr>
+      <w:tr>
+        <w:tc>
+          <w:tcPr>
+            <w:tcW w:w="1838" w:type="dxa"/>
+          </w:tcPr>
+          <w:p>
+            <w:pPr>
+              <w:pStyle w:val="guide"/>
+              <w:jc w:val="center"/>
+              <w:rPr>
+                <w:i w:val="0"/>
+                <w:iCs/>
+                <w:lang w:val="sv-SE"/>
+              </w:rPr>
+            </w:pPr>
+            <w:r>
+              <w:rPr>
+                <w:i w:val="0"/>
+                <w:iCs/>
+                <w:lang w:val="sv-SE"/>
+              </w:rPr>
+              <w:t>NFR5</w:t>
+            </w:r>
+          </w:p>
+        </w:tc>
+        <w:tc>
+          <w:tcPr>
+            <w:tcW w:w="7088" w:type="dxa"/>
+          </w:tcPr>
+          <w:p>
+            <w:pPr>
+              <w:pStyle w:val="guide"/>
+              <w:rPr>
+                <w:i w:val="0"/>
+                <w:iCs/>
+                <w:lang w:val="sv-SE"/>
+              </w:rPr>
+            </w:pPr>
+            <w:r>
+              <w:rPr>
+                <w:i w:val="0"/>
+                <w:iCs/>
+                <w:lang w:val="sv-SE"/>
+              </w:rPr>
+              <w:t>Sistem harus menerapkan otentikasi pengguna (login), keamanan data pengguna</w:t>
+            </w:r>
+            <w:r>
+              <w:rPr>
+                <w:i w:val="0"/>
+                <w:iCs/>
+                <w:lang w:val="sv-SE"/>
+              </w:rPr>
+              <w:t>, dan data harus enkripsi komunikasi melalui HTTPS(Security).</w:t>
+            </w:r>
+          </w:p>
+        </w:tc>
+      </w:tr>
+    </w:tbl>
+    <w:p>
+      <w:pPr>
+        <w:pStyle w:val="guide"/>
+        <w:rPr>
+          <w:i w:val="0"/>
+          <w:iCs/>
           <w:lang w:val="sv-SE"/>
         </w:rPr>
-        <w:t xml:space="preserve">Uraikan dengan ringkas kebutuhan non fungsional dalam tabel sebagai berikut. Isilah Kolom </w:t>
-      </w:r>
-      <w:r>
-        <w:rPr>
-          <w:i/>
-          <w:lang w:val="id-ID"/>
-        </w:rPr>
-        <w:t>Kebutuhan</w:t>
-      </w:r>
-      <w:r>
-        <w:rPr>
-          <w:i/>
-          <w:lang w:val="sv-SE"/>
-        </w:rPr>
-        <w:t xml:space="preserve"> dengan kalimat yang jelas dan kelak dapat ditest untuk dipenuhi.</w:t>
-      </w:r>
-      <w:r>
-        <w:rPr>
-          <w:i/>
-          <w:lang w:val="sv-SE"/>
-        </w:rPr>
-        <w:t xml:space="preserve"> </w:t>
-      </w:r>
-      <w:r>
-        <w:rPr>
-          <w:i/>
-          <w:lang w:val="id-ID"/>
-        </w:rPr>
-        <w:t>ID</w:t>
-      </w:r>
-      <w:r>
-        <w:rPr>
-          <w:i/>
-          <w:lang w:val="sv-SE"/>
-        </w:rPr>
-        <w:t xml:space="preserve"> adalah nomor </w:t>
-      </w:r>
-      <w:r>
-        <w:rPr>
-          <w:i/>
-          <w:lang w:val="id-ID"/>
-        </w:rPr>
-        <w:t xml:space="preserve">kebutuhan </w:t>
-      </w:r>
-      <w:r>
-        <w:rPr>
-          <w:i/>
-          <w:lang w:val="sv-SE"/>
-        </w:rPr>
-        <w:t>yang harus ditelusuri pada saat test. Tuliskan N/A bila Not Applicable</w:t>
-      </w:r>
-      <w:r>
-        <w:rPr>
-          <w:i/>
-          <w:lang w:val="sv-SE"/>
-        </w:rPr>
-        <w:t>&gt;</w:t>
-      </w:r>
+      </w:pPr>
     </w:p>
     <w:p>
       <w:pPr>
         <w:pStyle w:val="guide"/>
         <w:rPr>
+          <w:i w:val="0"/>
+          <w:iCs/>
           <w:lang w:val="sv-SE"/>
         </w:rPr>
       </w:pPr>
@@ -8603,7 +8793,7 @@
       </w:pPr>
     </w:p>
     <w:sectPr>
-      <w:headerReference w:type="default" r:id="rId10"/>
+      <w:headerReference w:type="default" r:id="rId11"/>
       <w:pgSz w:w="12240" w:h="15840" w:code="1"/>
       <w:pgMar w:top="1440" w:right="1296" w:bottom="1440" w:left="1296" w:header="720" w:footer="720" w:gutter="0"/>
       <w:pgNumType w:start="1"/>
@@ -8615,7 +8805,7 @@
 </file>
 
 <file path=word/endnotes.xml><?xml version="1.0" encoding="utf-8"?>
-<w:endnotes xmlns:wpc="http://schemas.microsoft.com/office/word/2010/wordprocessingCanvas" xmlns:cx="http://schemas.microsoft.com/office/drawing/2014/chartex" xmlns:cx1="http://schemas.microsoft.com/office/drawing/2015/9/8/chartex" xmlns:cx2="http://schemas.microsoft.com/office/drawing/2015/10/21/chartex" xmlns:cx3="http://schemas.microsoft.com/office/drawing/2016/5/9/chartex" xmlns:cx4="http://schemas.microsoft.com/office/drawing/2016/5/10/chartex" xmlns:cx5="http://schemas.microsoft.com/office/drawing/2016/5/11/chartex" xmlns:cx6="http://schemas.microsoft.com/office/drawing/2016/5/12/chartex" xmlns:cx7="http://schemas.microsoft.com/office/drawing/2016/5/13/chartex" xmlns:cx8="http://schemas.microsoft.com/office/drawing/2016/5/14/chartex" xmlns:mc="http://schemas.openxmlformats.org/markup-compatibility/2006" xmlns:aink="http://schemas.microsoft.com/office/drawing/2016/ink" xmlns:am3d="http://schemas.microsoft.com/office/drawing/2017/model3d" xmlns:o="urn:schemas-microsoft-com:office:office" xmlns:r="http://schemas.openxmlformats.org/officeDocument/2006/relationships" xmlns:m="http://schemas.openxmlformats.org/officeDocument/2006/math" xmlns:v="urn:schemas-microsoft-com:vml" xmlns:wp14="http://schemas.microsoft.com/office/word/2010/wordprocessingDrawing" xmlns:wp="http://schemas.openxmlformats.org/drawingml/2006/wordprocessingDrawing" xmlns:w10="urn:schemas-microsoft-com:office:word" xmlns:w="http://schemas.openxmlformats.org/wordprocessingml/2006/main" xmlns:w14="http://schemas.microsoft.com/office/word/2010/wordml" xmlns:w15="http://schemas.microsoft.com/office/word/2012/wordml" xmlns:w16cex="http://schemas.microsoft.com/office/word/2018/wordml/cex" xmlns:w16cid="http://schemas.microsoft.com/office/word/2016/wordml/cid" xmlns:w16="http://schemas.microsoft.com/office/word/2018/wordml" xmlns:w16se="http://schemas.microsoft.com/office/word/2015/wordml/symex" xmlns:wpg="http://schemas.microsoft.com/office/word/2010/wordprocessingGroup" xmlns:wpi="http://schemas.microsoft.com/office/word/2010/wordprocessingInk" xmlns:wne="http://schemas.microsoft.com/office/word/2006/wordml" xmlns:wps="http://schemas.microsoft.com/office/word/2010/wordprocessingShape" mc:Ignorable="w14 w15 w16se w16cid w16 w16cex wp14">
+<w:endnotes xmlns:wpc="http://schemas.microsoft.com/office/word/2010/wordprocessingCanvas" xmlns:cx="http://schemas.microsoft.com/office/drawing/2014/chartex" xmlns:cx1="http://schemas.microsoft.com/office/drawing/2015/9/8/chartex" xmlns:cx2="http://schemas.microsoft.com/office/drawing/2015/10/21/chartex" xmlns:cx3="http://schemas.microsoft.com/office/drawing/2016/5/9/chartex" xmlns:cx4="http://schemas.microsoft.com/office/drawing/2016/5/10/chartex" xmlns:cx5="http://schemas.microsoft.com/office/drawing/2016/5/11/chartex" xmlns:cx6="http://schemas.microsoft.com/office/drawing/2016/5/12/chartex" xmlns:cx7="http://schemas.microsoft.com/office/drawing/2016/5/13/chartex" xmlns:cx8="http://schemas.microsoft.com/office/drawing/2016/5/14/chartex" xmlns:mc="http://schemas.openxmlformats.org/markup-compatibility/2006" xmlns:aink="http://schemas.microsoft.com/office/drawing/2016/ink" xmlns:am3d="http://schemas.microsoft.com/office/drawing/2017/model3d" xmlns:o="urn:schemas-microsoft-com:office:office" xmlns:oel="http://schemas.microsoft.com/office/2019/extlst" xmlns:r="http://schemas.openxmlformats.org/officeDocument/2006/relationships" xmlns:m="http://schemas.openxmlformats.org/officeDocument/2006/math" xmlns:v="urn:schemas-microsoft-com:vml" xmlns:wp14="http://schemas.microsoft.com/office/word/2010/wordprocessingDrawing" xmlns:wp="http://schemas.openxmlformats.org/drawingml/2006/wordprocessingDrawing" xmlns:w10="urn:schemas-microsoft-com:office:word" xmlns:w="http://schemas.openxmlformats.org/wordprocessingml/2006/main" xmlns:w14="http://schemas.microsoft.com/office/word/2010/wordml" xmlns:w15="http://schemas.microsoft.com/office/word/2012/wordml" xmlns:w16cex="http://schemas.microsoft.com/office/word/2018/wordml/cex" xmlns:w16cid="http://schemas.microsoft.com/office/word/2016/wordml/cid" xmlns:w16="http://schemas.microsoft.com/office/word/2018/wordml" xmlns:w16sdtdh="http://schemas.microsoft.com/office/word/2020/wordml/sdtdatahash" xmlns:w16se="http://schemas.microsoft.com/office/word/2015/wordml/symex" xmlns:wpg="http://schemas.microsoft.com/office/word/2010/wordprocessingGroup" xmlns:wpi="http://schemas.microsoft.com/office/word/2010/wordprocessingInk" xmlns:wne="http://schemas.microsoft.com/office/word/2006/wordml" xmlns:wps="http://schemas.microsoft.com/office/word/2010/wordprocessingShape" mc:Ignorable="w14 w15 w16se w16cid w16 w16cex w16sdtdh wp14">
   <w:endnote w:type="separator" w:id="-1">
     <w:p>
       <w:r>
@@ -8634,7 +8824,7 @@
 </file>
 
 <file path=word/footer1.xml><?xml version="1.0" encoding="utf-8"?>
-<w:ftr xmlns:wpc="http://schemas.microsoft.com/office/word/2010/wordprocessingCanvas" xmlns:cx="http://schemas.microsoft.com/office/drawing/2014/chartex" xmlns:cx1="http://schemas.microsoft.com/office/drawing/2015/9/8/chartex" xmlns:cx2="http://schemas.microsoft.com/office/drawing/2015/10/21/chartex" xmlns:cx3="http://schemas.microsoft.com/office/drawing/2016/5/9/chartex" xmlns:cx4="http://schemas.microsoft.com/office/drawing/2016/5/10/chartex" xmlns:cx5="http://schemas.microsoft.com/office/drawing/2016/5/11/chartex" xmlns:cx6="http://schemas.microsoft.com/office/drawing/2016/5/12/chartex" xmlns:cx7="http://schemas.microsoft.com/office/drawing/2016/5/13/chartex" xmlns:cx8="http://schemas.microsoft.com/office/drawing/2016/5/14/chartex" xmlns:mc="http://schemas.openxmlformats.org/markup-compatibility/2006" xmlns:aink="http://schemas.microsoft.com/office/drawing/2016/ink" xmlns:am3d="http://schemas.microsoft.com/office/drawing/2017/model3d" xmlns:o="urn:schemas-microsoft-com:office:office" xmlns:r="http://schemas.openxmlformats.org/officeDocument/2006/relationships" xmlns:m="http://schemas.openxmlformats.org/officeDocument/2006/math" xmlns:v="urn:schemas-microsoft-com:vml" xmlns:wp14="http://schemas.microsoft.com/office/word/2010/wordprocessingDrawing" xmlns:wp="http://schemas.openxmlformats.org/drawingml/2006/wordprocessingDrawing" xmlns:w10="urn:schemas-microsoft-com:office:word" xmlns:w="http://schemas.openxmlformats.org/wordprocessingml/2006/main" xmlns:w14="http://schemas.microsoft.com/office/word/2010/wordml" xmlns:w15="http://schemas.microsoft.com/office/word/2012/wordml" xmlns:w16cex="http://schemas.microsoft.com/office/word/2018/wordml/cex" xmlns:w16cid="http://schemas.microsoft.com/office/word/2016/wordml/cid" xmlns:w16="http://schemas.microsoft.com/office/word/2018/wordml" xmlns:w16se="http://schemas.microsoft.com/office/word/2015/wordml/symex" xmlns:wpg="http://schemas.microsoft.com/office/word/2010/wordprocessingGroup" xmlns:wpi="http://schemas.microsoft.com/office/word/2010/wordprocessingInk" xmlns:wne="http://schemas.microsoft.com/office/word/2006/wordml" xmlns:wps="http://schemas.microsoft.com/office/word/2010/wordprocessingShape" mc:Ignorable="w14 w15 w16se w16cid w16 w16cex wp14">
+<w:ftr xmlns:wpc="http://schemas.microsoft.com/office/word/2010/wordprocessingCanvas" xmlns:cx="http://schemas.microsoft.com/office/drawing/2014/chartex" xmlns:cx1="http://schemas.microsoft.com/office/drawing/2015/9/8/chartex" xmlns:cx2="http://schemas.microsoft.com/office/drawing/2015/10/21/chartex" xmlns:cx3="http://schemas.microsoft.com/office/drawing/2016/5/9/chartex" xmlns:cx4="http://schemas.microsoft.com/office/drawing/2016/5/10/chartex" xmlns:cx5="http://schemas.microsoft.com/office/drawing/2016/5/11/chartex" xmlns:cx6="http://schemas.microsoft.com/office/drawing/2016/5/12/chartex" xmlns:cx7="http://schemas.microsoft.com/office/drawing/2016/5/13/chartex" xmlns:cx8="http://schemas.microsoft.com/office/drawing/2016/5/14/chartex" xmlns:mc="http://schemas.openxmlformats.org/markup-compatibility/2006" xmlns:aink="http://schemas.microsoft.com/office/drawing/2016/ink" xmlns:am3d="http://schemas.microsoft.com/office/drawing/2017/model3d" xmlns:o="urn:schemas-microsoft-com:office:office" xmlns:oel="http://schemas.microsoft.com/office/2019/extlst" xmlns:r="http://schemas.openxmlformats.org/officeDocument/2006/relationships" xmlns:m="http://schemas.openxmlformats.org/officeDocument/2006/math" xmlns:v="urn:schemas-microsoft-com:vml" xmlns:wp14="http://schemas.microsoft.com/office/word/2010/wordprocessingDrawing" xmlns:wp="http://schemas.openxmlformats.org/drawingml/2006/wordprocessingDrawing" xmlns:w10="urn:schemas-microsoft-com:office:word" xmlns:w="http://schemas.openxmlformats.org/wordprocessingml/2006/main" xmlns:w14="http://schemas.microsoft.com/office/word/2010/wordml" xmlns:w15="http://schemas.microsoft.com/office/word/2012/wordml" xmlns:w16cex="http://schemas.microsoft.com/office/word/2018/wordml/cex" xmlns:w16cid="http://schemas.microsoft.com/office/word/2016/wordml/cid" xmlns:w16="http://schemas.microsoft.com/office/word/2018/wordml" xmlns:w16sdtdh="http://schemas.microsoft.com/office/word/2020/wordml/sdtdatahash" xmlns:w16se="http://schemas.microsoft.com/office/word/2015/wordml/symex" xmlns:wpg="http://schemas.microsoft.com/office/word/2010/wordprocessingGroup" xmlns:wpi="http://schemas.microsoft.com/office/word/2010/wordprocessingInk" xmlns:wne="http://schemas.microsoft.com/office/word/2006/wordml" xmlns:wps="http://schemas.microsoft.com/office/word/2010/wordprocessingShape" mc:Ignorable="w14 w15 w16se w16cid w16 w16cex w16sdtdh wp14">
   <w:p>
     <w:pPr>
       <w:pStyle w:val="Footer"/>
@@ -8644,7 +8834,7 @@
 </file>
 
 <file path=word/footnotes.xml><?xml version="1.0" encoding="utf-8"?>
-<w:footnotes xmlns:wpc="http://schemas.microsoft.com/office/word/2010/wordprocessingCanvas" xmlns:cx="http://schemas.microsoft.com/office/drawing/2014/chartex" xmlns:cx1="http://schemas.microsoft.com/office/drawing/2015/9/8/chartex" xmlns:cx2="http://schemas.microsoft.com/office/drawing/2015/10/21/chartex" xmlns:cx3="http://schemas.microsoft.com/office/drawing/2016/5/9/chartex" xmlns:cx4="http://schemas.microsoft.com/office/drawing/2016/5/10/chartex" xmlns:cx5="http://schemas.microsoft.com/office/drawing/2016/5/11/chartex" xmlns:cx6="http://schemas.microsoft.com/office/drawing/2016/5/12/chartex" xmlns:cx7="http://schemas.microsoft.com/office/drawing/2016/5/13/chartex" xmlns:cx8="http://schemas.microsoft.com/office/drawing/2016/5/14/chartex" xmlns:mc="http://schemas.openxmlformats.org/markup-compatibility/2006" xmlns:aink="http://schemas.microsoft.com/office/drawing/2016/ink" xmlns:am3d="http://schemas.microsoft.com/office/drawing/2017/model3d" xmlns:o="urn:schemas-microsoft-com:office:office" xmlns:r="http://schemas.openxmlformats.org/officeDocument/2006/relationships" xmlns:m="http://schemas.openxmlformats.org/officeDocument/2006/math" xmlns:v="urn:schemas-microsoft-com:vml" xmlns:wp14="http://schemas.microsoft.com/office/word/2010/wordprocessingDrawing" xmlns:wp="http://schemas.openxmlformats.org/drawingml/2006/wordprocessingDrawing" xmlns:w10="urn:schemas-microsoft-com:office:word" xmlns:w="http://schemas.openxmlformats.org/wordprocessingml/2006/main" xmlns:w14="http://schemas.microsoft.com/office/word/2010/wordml" xmlns:w15="http://schemas.microsoft.com/office/word/2012/wordml" xmlns:w16cex="http://schemas.microsoft.com/office/word/2018/wordml/cex" xmlns:w16cid="http://schemas.microsoft.com/office/word/2016/wordml/cid" xmlns:w16="http://schemas.microsoft.com/office/word/2018/wordml" xmlns:w16se="http://schemas.microsoft.com/office/word/2015/wordml/symex" xmlns:wpg="http://schemas.microsoft.com/office/word/2010/wordprocessingGroup" xmlns:wpi="http://schemas.microsoft.com/office/word/2010/wordprocessingInk" xmlns:wne="http://schemas.microsoft.com/office/word/2006/wordml" xmlns:wps="http://schemas.microsoft.com/office/word/2010/wordprocessingShape" mc:Ignorable="w14 w15 w16se w16cid w16 w16cex wp14">
+<w:footnotes xmlns:wpc="http://schemas.microsoft.com/office/word/2010/wordprocessingCanvas" xmlns:cx="http://schemas.microsoft.com/office/drawing/2014/chartex" xmlns:cx1="http://schemas.microsoft.com/office/drawing/2015/9/8/chartex" xmlns:cx2="http://schemas.microsoft.com/office/drawing/2015/10/21/chartex" xmlns:cx3="http://schemas.microsoft.com/office/drawing/2016/5/9/chartex" xmlns:cx4="http://schemas.microsoft.com/office/drawing/2016/5/10/chartex" xmlns:cx5="http://schemas.microsoft.com/office/drawing/2016/5/11/chartex" xmlns:cx6="http://schemas.microsoft.com/office/drawing/2016/5/12/chartex" xmlns:cx7="http://schemas.microsoft.com/office/drawing/2016/5/13/chartex" xmlns:cx8="http://schemas.microsoft.com/office/drawing/2016/5/14/chartex" xmlns:mc="http://schemas.openxmlformats.org/markup-compatibility/2006" xmlns:aink="http://schemas.microsoft.com/office/drawing/2016/ink" xmlns:am3d="http://schemas.microsoft.com/office/drawing/2017/model3d" xmlns:o="urn:schemas-microsoft-com:office:office" xmlns:oel="http://schemas.microsoft.com/office/2019/extlst" xmlns:r="http://schemas.openxmlformats.org/officeDocument/2006/relationships" xmlns:m="http://schemas.openxmlformats.org/officeDocument/2006/math" xmlns:v="urn:schemas-microsoft-com:vml" xmlns:wp14="http://schemas.microsoft.com/office/word/2010/wordprocessingDrawing" xmlns:wp="http://schemas.openxmlformats.org/drawingml/2006/wordprocessingDrawing" xmlns:w10="urn:schemas-microsoft-com:office:word" xmlns:w="http://schemas.openxmlformats.org/wordprocessingml/2006/main" xmlns:w14="http://schemas.microsoft.com/office/word/2010/wordml" xmlns:w15="http://schemas.microsoft.com/office/word/2012/wordml" xmlns:w16cex="http://schemas.microsoft.com/office/word/2018/wordml/cex" xmlns:w16cid="http://schemas.microsoft.com/office/word/2016/wordml/cid" xmlns:w16="http://schemas.microsoft.com/office/word/2018/wordml" xmlns:w16sdtdh="http://schemas.microsoft.com/office/word/2020/wordml/sdtdatahash" xmlns:w16se="http://schemas.microsoft.com/office/word/2015/wordml/symex" xmlns:wpg="http://schemas.microsoft.com/office/word/2010/wordprocessingGroup" xmlns:wpi="http://schemas.microsoft.com/office/word/2010/wordprocessingInk" xmlns:wne="http://schemas.microsoft.com/office/word/2006/wordml" xmlns:wps="http://schemas.microsoft.com/office/word/2010/wordprocessingShape" mc:Ignorable="w14 w15 w16se w16cid w16 w16cex w16sdtdh wp14">
   <w:footnote w:type="separator" w:id="-1">
     <w:p>
       <w:r>
@@ -8663,7 +8853,7 @@
 </file>
 
 <file path=word/header1.xml><?xml version="1.0" encoding="utf-8"?>
-<w:hdr xmlns:wpc="http://schemas.microsoft.com/office/word/2010/wordprocessingCanvas" xmlns:cx="http://schemas.microsoft.com/office/drawing/2014/chartex" xmlns:cx1="http://schemas.microsoft.com/office/drawing/2015/9/8/chartex" xmlns:cx2="http://schemas.microsoft.com/office/drawing/2015/10/21/chartex" xmlns:cx3="http://schemas.microsoft.com/office/drawing/2016/5/9/chartex" xmlns:cx4="http://schemas.microsoft.com/office/drawing/2016/5/10/chartex" xmlns:cx5="http://schemas.microsoft.com/office/drawing/2016/5/11/chartex" xmlns:cx6="http://schemas.microsoft.com/office/drawing/2016/5/12/chartex" xmlns:cx7="http://schemas.microsoft.com/office/drawing/2016/5/13/chartex" xmlns:cx8="http://schemas.microsoft.com/office/drawing/2016/5/14/chartex" xmlns:mc="http://schemas.openxmlformats.org/markup-compatibility/2006" xmlns:aink="http://schemas.microsoft.com/office/drawing/2016/ink" xmlns:am3d="http://schemas.microsoft.com/office/drawing/2017/model3d" xmlns:o="urn:schemas-microsoft-com:office:office" xmlns:r="http://schemas.openxmlformats.org/officeDocument/2006/relationships" xmlns:m="http://schemas.openxmlformats.org/officeDocument/2006/math" xmlns:v="urn:schemas-microsoft-com:vml" xmlns:wp14="http://schemas.microsoft.com/office/word/2010/wordprocessingDrawing" xmlns:wp="http://schemas.openxmlformats.org/drawingml/2006/wordprocessingDrawing" xmlns:w10="urn:schemas-microsoft-com:office:word" xmlns:w="http://schemas.openxmlformats.org/wordprocessingml/2006/main" xmlns:w14="http://schemas.microsoft.com/office/word/2010/wordml" xmlns:w15="http://schemas.microsoft.com/office/word/2012/wordml" xmlns:w16cex="http://schemas.microsoft.com/office/word/2018/wordml/cex" xmlns:w16cid="http://schemas.microsoft.com/office/word/2016/wordml/cid" xmlns:w16="http://schemas.microsoft.com/office/word/2018/wordml" xmlns:w16se="http://schemas.microsoft.com/office/word/2015/wordml/symex" xmlns:wpg="http://schemas.microsoft.com/office/word/2010/wordprocessingGroup" xmlns:wpi="http://schemas.microsoft.com/office/word/2010/wordprocessingInk" xmlns:wne="http://schemas.microsoft.com/office/word/2006/wordml" xmlns:wps="http://schemas.microsoft.com/office/word/2010/wordprocessingShape" mc:Ignorable="w14 w15 w16se w16cid w16 w16cex wp14">
+<w:hdr xmlns:wpc="http://schemas.microsoft.com/office/word/2010/wordprocessingCanvas" xmlns:cx="http://schemas.microsoft.com/office/drawing/2014/chartex" xmlns:cx1="http://schemas.microsoft.com/office/drawing/2015/9/8/chartex" xmlns:cx2="http://schemas.microsoft.com/office/drawing/2015/10/21/chartex" xmlns:cx3="http://schemas.microsoft.com/office/drawing/2016/5/9/chartex" xmlns:cx4="http://schemas.microsoft.com/office/drawing/2016/5/10/chartex" xmlns:cx5="http://schemas.microsoft.com/office/drawing/2016/5/11/chartex" xmlns:cx6="http://schemas.microsoft.com/office/drawing/2016/5/12/chartex" xmlns:cx7="http://schemas.microsoft.com/office/drawing/2016/5/13/chartex" xmlns:cx8="http://schemas.microsoft.com/office/drawing/2016/5/14/chartex" xmlns:mc="http://schemas.openxmlformats.org/markup-compatibility/2006" xmlns:aink="http://schemas.microsoft.com/office/drawing/2016/ink" xmlns:am3d="http://schemas.microsoft.com/office/drawing/2017/model3d" xmlns:o="urn:schemas-microsoft-com:office:office" xmlns:oel="http://schemas.microsoft.com/office/2019/extlst" xmlns:r="http://schemas.openxmlformats.org/officeDocument/2006/relationships" xmlns:m="http://schemas.openxmlformats.org/officeDocument/2006/math" xmlns:v="urn:schemas-microsoft-com:vml" xmlns:wp14="http://schemas.microsoft.com/office/word/2010/wordprocessingDrawing" xmlns:wp="http://schemas.openxmlformats.org/drawingml/2006/wordprocessingDrawing" xmlns:w10="urn:schemas-microsoft-com:office:word" xmlns:w="http://schemas.openxmlformats.org/wordprocessingml/2006/main" xmlns:w14="http://schemas.microsoft.com/office/word/2010/wordml" xmlns:w15="http://schemas.microsoft.com/office/word/2012/wordml" xmlns:w16cex="http://schemas.microsoft.com/office/word/2018/wordml/cex" xmlns:w16cid="http://schemas.microsoft.com/office/word/2016/wordml/cid" xmlns:w16="http://schemas.microsoft.com/office/word/2018/wordml" xmlns:w16sdtdh="http://schemas.microsoft.com/office/word/2020/wordml/sdtdatahash" xmlns:w16se="http://schemas.microsoft.com/office/word/2015/wordml/symex" xmlns:wpg="http://schemas.microsoft.com/office/word/2010/wordprocessingGroup" xmlns:wpi="http://schemas.microsoft.com/office/word/2010/wordprocessingInk" xmlns:wne="http://schemas.microsoft.com/office/word/2006/wordml" xmlns:wps="http://schemas.microsoft.com/office/word/2010/wordprocessingShape" mc:Ignorable="w14 w15 w16se w16cid w16 w16cex w16sdtdh wp14">
   <w:p>
     <w:pPr>
       <w:pStyle w:val="Header"/>
@@ -8673,7 +8863,7 @@
 </file>
 
 <file path=word/header2.xml><?xml version="1.0" encoding="utf-8"?>
-<w:hdr xmlns:wpc="http://schemas.microsoft.com/office/word/2010/wordprocessingCanvas" xmlns:cx="http://schemas.microsoft.com/office/drawing/2014/chartex" xmlns:cx1="http://schemas.microsoft.com/office/drawing/2015/9/8/chartex" xmlns:cx2="http://schemas.microsoft.com/office/drawing/2015/10/21/chartex" xmlns:cx3="http://schemas.microsoft.com/office/drawing/2016/5/9/chartex" xmlns:cx4="http://schemas.microsoft.com/office/drawing/2016/5/10/chartex" xmlns:cx5="http://schemas.microsoft.com/office/drawing/2016/5/11/chartex" xmlns:cx6="http://schemas.microsoft.com/office/drawing/2016/5/12/chartex" xmlns:cx7="http://schemas.microsoft.com/office/drawing/2016/5/13/chartex" xmlns:cx8="http://schemas.microsoft.com/office/drawing/2016/5/14/chartex" xmlns:mc="http://schemas.openxmlformats.org/markup-compatibility/2006" xmlns:aink="http://schemas.microsoft.com/office/drawing/2016/ink" xmlns:am3d="http://schemas.microsoft.com/office/drawing/2017/model3d" xmlns:o="urn:schemas-microsoft-com:office:office" xmlns:r="http://schemas.openxmlformats.org/officeDocument/2006/relationships" xmlns:m="http://schemas.openxmlformats.org/officeDocument/2006/math" xmlns:v="urn:schemas-microsoft-com:vml" xmlns:wp14="http://schemas.microsoft.com/office/word/2010/wordprocessingDrawing" xmlns:wp="http://schemas.openxmlformats.org/drawingml/2006/wordprocessingDrawing" xmlns:w10="urn:schemas-microsoft-com:office:word" xmlns:w="http://schemas.openxmlformats.org/wordprocessingml/2006/main" xmlns:w14="http://schemas.microsoft.com/office/word/2010/wordml" xmlns:w15="http://schemas.microsoft.com/office/word/2012/wordml" xmlns:w16cex="http://schemas.microsoft.com/office/word/2018/wordml/cex" xmlns:w16cid="http://schemas.microsoft.com/office/word/2016/wordml/cid" xmlns:w16="http://schemas.microsoft.com/office/word/2018/wordml" xmlns:w16se="http://schemas.microsoft.com/office/word/2015/wordml/symex" xmlns:wpg="http://schemas.microsoft.com/office/word/2010/wordprocessingGroup" xmlns:wpi="http://schemas.microsoft.com/office/word/2010/wordprocessingInk" xmlns:wne="http://schemas.microsoft.com/office/word/2006/wordml" xmlns:wps="http://schemas.microsoft.com/office/word/2010/wordprocessingShape" mc:Ignorable="w14 w15 w16se w16cid w16 w16cex wp14">
+<w:hdr xmlns:wpc="http://schemas.microsoft.com/office/word/2010/wordprocessingCanvas" xmlns:cx="http://schemas.microsoft.com/office/drawing/2014/chartex" xmlns:cx1="http://schemas.microsoft.com/office/drawing/2015/9/8/chartex" xmlns:cx2="http://schemas.microsoft.com/office/drawing/2015/10/21/chartex" xmlns:cx3="http://schemas.microsoft.com/office/drawing/2016/5/9/chartex" xmlns:cx4="http://schemas.microsoft.com/office/drawing/2016/5/10/chartex" xmlns:cx5="http://schemas.microsoft.com/office/drawing/2016/5/11/chartex" xmlns:cx6="http://schemas.microsoft.com/office/drawing/2016/5/12/chartex" xmlns:cx7="http://schemas.microsoft.com/office/drawing/2016/5/13/chartex" xmlns:cx8="http://schemas.microsoft.com/office/drawing/2016/5/14/chartex" xmlns:mc="http://schemas.openxmlformats.org/markup-compatibility/2006" xmlns:aink="http://schemas.microsoft.com/office/drawing/2016/ink" xmlns:am3d="http://schemas.microsoft.com/office/drawing/2017/model3d" xmlns:o="urn:schemas-microsoft-com:office:office" xmlns:oel="http://schemas.microsoft.com/office/2019/extlst" xmlns:r="http://schemas.openxmlformats.org/officeDocument/2006/relationships" xmlns:m="http://schemas.openxmlformats.org/officeDocument/2006/math" xmlns:v="urn:schemas-microsoft-com:vml" xmlns:wp14="http://schemas.microsoft.com/office/word/2010/wordprocessingDrawing" xmlns:wp="http://schemas.openxmlformats.org/drawingml/2006/wordprocessingDrawing" xmlns:w10="urn:schemas-microsoft-com:office:word" xmlns:w="http://schemas.openxmlformats.org/wordprocessingml/2006/main" xmlns:w14="http://schemas.microsoft.com/office/word/2010/wordml" xmlns:w15="http://schemas.microsoft.com/office/word/2012/wordml" xmlns:w16cex="http://schemas.microsoft.com/office/word/2018/wordml/cex" xmlns:w16cid="http://schemas.microsoft.com/office/word/2016/wordml/cid" xmlns:w16="http://schemas.microsoft.com/office/word/2018/wordml" xmlns:w16sdtdh="http://schemas.microsoft.com/office/word/2020/wordml/sdtdatahash" xmlns:w16se="http://schemas.microsoft.com/office/word/2015/wordml/symex" xmlns:wpg="http://schemas.microsoft.com/office/word/2010/wordprocessingGroup" xmlns:wpi="http://schemas.microsoft.com/office/word/2010/wordprocessingInk" xmlns:wne="http://schemas.microsoft.com/office/word/2006/wordml" xmlns:wps="http://schemas.microsoft.com/office/word/2010/wordprocessingShape" mc:Ignorable="w14 w15 w16se w16cid w16 w16cex w16sdtdh wp14">
   <w:p>
     <w:pPr>
       <w:pStyle w:val="Header"/>
@@ -8683,7 +8873,7 @@
 </file>
 
 <file path=word/numbering.xml><?xml version="1.0" encoding="utf-8"?>
-<w:numbering xmlns:wpc="http://schemas.microsoft.com/office/word/2010/wordprocessingCanvas" xmlns:cx="http://schemas.microsoft.com/office/drawing/2014/chartex" xmlns:cx1="http://schemas.microsoft.com/office/drawing/2015/9/8/chartex" xmlns:cx2="http://schemas.microsoft.com/office/drawing/2015/10/21/chartex" xmlns:cx3="http://schemas.microsoft.com/office/drawing/2016/5/9/chartex" xmlns:cx4="http://schemas.microsoft.com/office/drawing/2016/5/10/chartex" xmlns:cx5="http://schemas.microsoft.com/office/drawing/2016/5/11/chartex" xmlns:cx6="http://schemas.microsoft.com/office/drawing/2016/5/12/chartex" xmlns:cx7="http://schemas.microsoft.com/office/drawing/2016/5/13/chartex" xmlns:cx8="http://schemas.microsoft.com/office/drawing/2016/5/14/chartex" xmlns:mc="http://schemas.openxmlformats.org/markup-compatibility/2006" xmlns:aink="http://schemas.microsoft.com/office/drawing/2016/ink" xmlns:am3d="http://schemas.microsoft.com/office/drawing/2017/model3d" xmlns:o="urn:schemas-microsoft-com:office:office" xmlns:r="http://schemas.openxmlformats.org/officeDocument/2006/relationships" xmlns:m="http://schemas.openxmlformats.org/officeDocument/2006/math" xmlns:v="urn:schemas-microsoft-com:vml" xmlns:wp14="http://schemas.microsoft.com/office/word/2010/wordprocessingDrawing" xmlns:wp="http://schemas.openxmlformats.org/drawingml/2006/wordprocessingDrawing" xmlns:w10="urn:schemas-microsoft-com:office:word" xmlns:w="http://schemas.openxmlformats.org/wordprocessingml/2006/main" xmlns:w14="http://schemas.microsoft.com/office/word/2010/wordml" xmlns:w15="http://schemas.microsoft.com/office/word/2012/wordml" xmlns:w16cex="http://schemas.microsoft.com/office/word/2018/wordml/cex" xmlns:w16cid="http://schemas.microsoft.com/office/word/2016/wordml/cid" xmlns:w16="http://schemas.microsoft.com/office/word/2018/wordml" xmlns:w16se="http://schemas.microsoft.com/office/word/2015/wordml/symex" xmlns:wpg="http://schemas.microsoft.com/office/word/2010/wordprocessingGroup" xmlns:wpi="http://schemas.microsoft.com/office/word/2010/wordprocessingInk" xmlns:wne="http://schemas.microsoft.com/office/word/2006/wordml" xmlns:wps="http://schemas.microsoft.com/office/word/2010/wordprocessingShape" mc:Ignorable="w14 w15 w16se w16cid w16 w16cex wp14">
+<w:numbering xmlns:wpc="http://schemas.microsoft.com/office/word/2010/wordprocessingCanvas" xmlns:cx="http://schemas.microsoft.com/office/drawing/2014/chartex" xmlns:cx1="http://schemas.microsoft.com/office/drawing/2015/9/8/chartex" xmlns:cx2="http://schemas.microsoft.com/office/drawing/2015/10/21/chartex" xmlns:cx3="http://schemas.microsoft.com/office/drawing/2016/5/9/chartex" xmlns:cx4="http://schemas.microsoft.com/office/drawing/2016/5/10/chartex" xmlns:cx5="http://schemas.microsoft.com/office/drawing/2016/5/11/chartex" xmlns:cx6="http://schemas.microsoft.com/office/drawing/2016/5/12/chartex" xmlns:cx7="http://schemas.microsoft.com/office/drawing/2016/5/13/chartex" xmlns:cx8="http://schemas.microsoft.com/office/drawing/2016/5/14/chartex" xmlns:mc="http://schemas.openxmlformats.org/markup-compatibility/2006" xmlns:aink="http://schemas.microsoft.com/office/drawing/2016/ink" xmlns:am3d="http://schemas.microsoft.com/office/drawing/2017/model3d" xmlns:o="urn:schemas-microsoft-com:office:office" xmlns:oel="http://schemas.microsoft.com/office/2019/extlst" xmlns:r="http://schemas.openxmlformats.org/officeDocument/2006/relationships" xmlns:m="http://schemas.openxmlformats.org/officeDocument/2006/math" xmlns:v="urn:schemas-microsoft-com:vml" xmlns:wp14="http://schemas.microsoft.com/office/word/2010/wordprocessingDrawing" xmlns:wp="http://schemas.openxmlformats.org/drawingml/2006/wordprocessingDrawing" xmlns:w10="urn:schemas-microsoft-com:office:word" xmlns:w="http://schemas.openxmlformats.org/wordprocessingml/2006/main" xmlns:w14="http://schemas.microsoft.com/office/word/2010/wordml" xmlns:w15="http://schemas.microsoft.com/office/word/2012/wordml" xmlns:w16cex="http://schemas.microsoft.com/office/word/2018/wordml/cex" xmlns:w16cid="http://schemas.microsoft.com/office/word/2016/wordml/cid" xmlns:w16="http://schemas.microsoft.com/office/word/2018/wordml" xmlns:w16sdtdh="http://schemas.microsoft.com/office/word/2020/wordml/sdtdatahash" xmlns:w16se="http://schemas.microsoft.com/office/word/2015/wordml/symex" xmlns:wpg="http://schemas.microsoft.com/office/word/2010/wordprocessingGroup" xmlns:wpi="http://schemas.microsoft.com/office/word/2010/wordprocessingInk" xmlns:wne="http://schemas.microsoft.com/office/word/2006/wordml" xmlns:wps="http://schemas.microsoft.com/office/word/2010/wordprocessingShape" mc:Ignorable="w14 w15 w16se w16cid w16 w16cex w16sdtdh wp14">
   <w:abstractNum w:abstractNumId="0" w15:restartNumberingAfterBreak="0">
     <w:nsid w:val="FFFFFFFB"/>
     <w:multiLevelType w:val="multilevel"/>
@@ -8934,6 +9124,119 @@
     </w:lvl>
   </w:abstractNum>
   <w:abstractNum w:abstractNumId="3" w15:restartNumberingAfterBreak="0">
+    <w:nsid w:val="0AC31C21"/>
+    <w:multiLevelType w:val="hybridMultilevel"/>
+    <w:tmpl w:val="96907A32"/>
+    <w:lvl w:ilvl="0" w:tplc="04210001">
+      <w:start w:val="1"/>
+      <w:numFmt w:val="bullet"/>
+      <w:lvlText w:val=""/>
+      <w:lvlJc w:val="left"/>
+      <w:pPr>
+        <w:ind w:left="720" w:hanging="360"/>
+      </w:pPr>
+      <w:rPr>
+        <w:rFonts w:ascii="Symbol" w:hAnsi="Symbol" w:hint="default"/>
+      </w:rPr>
+    </w:lvl>
+    <w:lvl w:ilvl="1" w:tplc="04210003" w:tentative="1">
+      <w:start w:val="1"/>
+      <w:numFmt w:val="bullet"/>
+      <w:lvlText w:val="o"/>
+      <w:lvlJc w:val="left"/>
+      <w:pPr>
+        <w:ind w:left="1440" w:hanging="360"/>
+      </w:pPr>
+      <w:rPr>
+        <w:rFonts w:ascii="Courier New" w:hAnsi="Courier New" w:cs="Courier New" w:hint="default"/>
+      </w:rPr>
+    </w:lvl>
+    <w:lvl w:ilvl="2" w:tplc="04210005" w:tentative="1">
+      <w:start w:val="1"/>
+      <w:numFmt w:val="bullet"/>
+      <w:lvlText w:val=""/>
+      <w:lvlJc w:val="left"/>
+      <w:pPr>
+        <w:ind w:left="2160" w:hanging="360"/>
+      </w:pPr>
+      <w:rPr>
+        <w:rFonts w:ascii="Wingdings" w:hAnsi="Wingdings" w:hint="default"/>
+      </w:rPr>
+    </w:lvl>
+    <w:lvl w:ilvl="3" w:tplc="04210001" w:tentative="1">
+      <w:start w:val="1"/>
+      <w:numFmt w:val="bullet"/>
+      <w:lvlText w:val=""/>
+      <w:lvlJc w:val="left"/>
+      <w:pPr>
+        <w:ind w:left="2880" w:hanging="360"/>
+      </w:pPr>
+      <w:rPr>
+        <w:rFonts w:ascii="Symbol" w:hAnsi="Symbol" w:hint="default"/>
+      </w:rPr>
+    </w:lvl>
+    <w:lvl w:ilvl="4" w:tplc="04210003" w:tentative="1">
+      <w:start w:val="1"/>
+      <w:numFmt w:val="bullet"/>
+      <w:lvlText w:val="o"/>
+      <w:lvlJc w:val="left"/>
+      <w:pPr>
+        <w:ind w:left="3600" w:hanging="360"/>
+      </w:pPr>
+      <w:rPr>
+        <w:rFonts w:ascii="Courier New" w:hAnsi="Courier New" w:cs="Courier New" w:hint="default"/>
+      </w:rPr>
+    </w:lvl>
+    <w:lvl w:ilvl="5" w:tplc="04210005" w:tentative="1">
+      <w:start w:val="1"/>
+      <w:numFmt w:val="bullet"/>
+      <w:lvlText w:val=""/>
+      <w:lvlJc w:val="left"/>
+      <w:pPr>
+        <w:ind w:left="4320" w:hanging="360"/>
+      </w:pPr>
+      <w:rPr>
+        <w:rFonts w:ascii="Wingdings" w:hAnsi="Wingdings" w:hint="default"/>
+      </w:rPr>
+    </w:lvl>
+    <w:lvl w:ilvl="6" w:tplc="04210001" w:tentative="1">
+      <w:start w:val="1"/>
+      <w:numFmt w:val="bullet"/>
+      <w:lvlText w:val=""/>
+      <w:lvlJc w:val="left"/>
+      <w:pPr>
+        <w:ind w:left="5040" w:hanging="360"/>
+      </w:pPr>
+      <w:rPr>
+        <w:rFonts w:ascii="Symbol" w:hAnsi="Symbol" w:hint="default"/>
+      </w:rPr>
+    </w:lvl>
+    <w:lvl w:ilvl="7" w:tplc="04210003" w:tentative="1">
+      <w:start w:val="1"/>
+      <w:numFmt w:val="bullet"/>
+      <w:lvlText w:val="o"/>
+      <w:lvlJc w:val="left"/>
+      <w:pPr>
+        <w:ind w:left="5760" w:hanging="360"/>
+      </w:pPr>
+      <w:rPr>
+        <w:rFonts w:ascii="Courier New" w:hAnsi="Courier New" w:cs="Courier New" w:hint="default"/>
+      </w:rPr>
+    </w:lvl>
+    <w:lvl w:ilvl="8" w:tplc="04210005" w:tentative="1">
+      <w:start w:val="1"/>
+      <w:numFmt w:val="bullet"/>
+      <w:lvlText w:val=""/>
+      <w:lvlJc w:val="left"/>
+      <w:pPr>
+        <w:ind w:left="6480" w:hanging="360"/>
+      </w:pPr>
+      <w:rPr>
+        <w:rFonts w:ascii="Wingdings" w:hAnsi="Wingdings" w:hint="default"/>
+      </w:rPr>
+    </w:lvl>
+  </w:abstractNum>
+  <w:abstractNum w:abstractNumId="4" w15:restartNumberingAfterBreak="0">
     <w:nsid w:val="0BEA401B"/>
     <w:multiLevelType w:val="multilevel"/>
     <w:tmpl w:val="21AE7AF6"/>
@@ -9082,7 +9385,7 @@
       </w:rPr>
     </w:lvl>
   </w:abstractNum>
-  <w:abstractNum w:abstractNumId="4" w15:restartNumberingAfterBreak="0">
+  <w:abstractNum w:abstractNumId="5" w15:restartNumberingAfterBreak="0">
     <w:nsid w:val="0D4D060D"/>
     <w:multiLevelType w:val="hybridMultilevel"/>
     <w:tmpl w:val="9B72E704"/>
@@ -9172,7 +9475,7 @@
       </w:pPr>
     </w:lvl>
   </w:abstractNum>
-  <w:abstractNum w:abstractNumId="5" w15:restartNumberingAfterBreak="0">
+  <w:abstractNum w:abstractNumId="6" w15:restartNumberingAfterBreak="0">
     <w:nsid w:val="0DF052A9"/>
     <w:multiLevelType w:val="hybridMultilevel"/>
     <w:tmpl w:val="A6CC9390"/>
@@ -9258,7 +9561,7 @@
       </w:pPr>
     </w:lvl>
   </w:abstractNum>
-  <w:abstractNum w:abstractNumId="6" w15:restartNumberingAfterBreak="0">
+  <w:abstractNum w:abstractNumId="7" w15:restartNumberingAfterBreak="0">
     <w:nsid w:val="191D355A"/>
     <w:multiLevelType w:val="hybridMultilevel"/>
     <w:tmpl w:val="17FA1D1A"/>
@@ -9344,7 +9647,120 @@
       </w:pPr>
     </w:lvl>
   </w:abstractNum>
-  <w:abstractNum w:abstractNumId="7" w15:restartNumberingAfterBreak="0">
+  <w:abstractNum w:abstractNumId="8" w15:restartNumberingAfterBreak="0">
+    <w:nsid w:val="196F6B13"/>
+    <w:multiLevelType w:val="hybridMultilevel"/>
+    <w:tmpl w:val="FB849DB6"/>
+    <w:lvl w:ilvl="0" w:tplc="04210001">
+      <w:start w:val="1"/>
+      <w:numFmt w:val="bullet"/>
+      <w:lvlText w:val=""/>
+      <w:lvlJc w:val="left"/>
+      <w:pPr>
+        <w:ind w:left="720" w:hanging="360"/>
+      </w:pPr>
+      <w:rPr>
+        <w:rFonts w:ascii="Symbol" w:hAnsi="Symbol" w:hint="default"/>
+      </w:rPr>
+    </w:lvl>
+    <w:lvl w:ilvl="1" w:tplc="04210003" w:tentative="1">
+      <w:start w:val="1"/>
+      <w:numFmt w:val="bullet"/>
+      <w:lvlText w:val="o"/>
+      <w:lvlJc w:val="left"/>
+      <w:pPr>
+        <w:ind w:left="1440" w:hanging="360"/>
+      </w:pPr>
+      <w:rPr>
+        <w:rFonts w:ascii="Courier New" w:hAnsi="Courier New" w:cs="Courier New" w:hint="default"/>
+      </w:rPr>
+    </w:lvl>
+    <w:lvl w:ilvl="2" w:tplc="04210005" w:tentative="1">
+      <w:start w:val="1"/>
+      <w:numFmt w:val="bullet"/>
+      <w:lvlText w:val=""/>
+      <w:lvlJc w:val="left"/>
+      <w:pPr>
+        <w:ind w:left="2160" w:hanging="360"/>
+      </w:pPr>
+      <w:rPr>
+        <w:rFonts w:ascii="Wingdings" w:hAnsi="Wingdings" w:hint="default"/>
+      </w:rPr>
+    </w:lvl>
+    <w:lvl w:ilvl="3" w:tplc="04210001" w:tentative="1">
+      <w:start w:val="1"/>
+      <w:numFmt w:val="bullet"/>
+      <w:lvlText w:val=""/>
+      <w:lvlJc w:val="left"/>
+      <w:pPr>
+        <w:ind w:left="2880" w:hanging="360"/>
+      </w:pPr>
+      <w:rPr>
+        <w:rFonts w:ascii="Symbol" w:hAnsi="Symbol" w:hint="default"/>
+      </w:rPr>
+    </w:lvl>
+    <w:lvl w:ilvl="4" w:tplc="04210003" w:tentative="1">
+      <w:start w:val="1"/>
+      <w:numFmt w:val="bullet"/>
+      <w:lvlText w:val="o"/>
+      <w:lvlJc w:val="left"/>
+      <w:pPr>
+        <w:ind w:left="3600" w:hanging="360"/>
+      </w:pPr>
+      <w:rPr>
+        <w:rFonts w:ascii="Courier New" w:hAnsi="Courier New" w:cs="Courier New" w:hint="default"/>
+      </w:rPr>
+    </w:lvl>
+    <w:lvl w:ilvl="5" w:tplc="04210005" w:tentative="1">
+      <w:start w:val="1"/>
+      <w:numFmt w:val="bullet"/>
+      <w:lvlText w:val=""/>
+      <w:lvlJc w:val="left"/>
+      <w:pPr>
+        <w:ind w:left="4320" w:hanging="360"/>
+      </w:pPr>
+      <w:rPr>
+        <w:rFonts w:ascii="Wingdings" w:hAnsi="Wingdings" w:hint="default"/>
+      </w:rPr>
+    </w:lvl>
+    <w:lvl w:ilvl="6" w:tplc="04210001" w:tentative="1">
+      <w:start w:val="1"/>
+      <w:numFmt w:val="bullet"/>
+      <w:lvlText w:val=""/>
+      <w:lvlJc w:val="left"/>
+      <w:pPr>
+        <w:ind w:left="5040" w:hanging="360"/>
+      </w:pPr>
+      <w:rPr>
+        <w:rFonts w:ascii="Symbol" w:hAnsi="Symbol" w:hint="default"/>
+      </w:rPr>
+    </w:lvl>
+    <w:lvl w:ilvl="7" w:tplc="04210003" w:tentative="1">
+      <w:start w:val="1"/>
+      <w:numFmt w:val="bullet"/>
+      <w:lvlText w:val="o"/>
+      <w:lvlJc w:val="left"/>
+      <w:pPr>
+        <w:ind w:left="5760" w:hanging="360"/>
+      </w:pPr>
+      <w:rPr>
+        <w:rFonts w:ascii="Courier New" w:hAnsi="Courier New" w:cs="Courier New" w:hint="default"/>
+      </w:rPr>
+    </w:lvl>
+    <w:lvl w:ilvl="8" w:tplc="04210005" w:tentative="1">
+      <w:start w:val="1"/>
+      <w:numFmt w:val="bullet"/>
+      <w:lvlText w:val=""/>
+      <w:lvlJc w:val="left"/>
+      <w:pPr>
+        <w:ind w:left="6480" w:hanging="360"/>
+      </w:pPr>
+      <w:rPr>
+        <w:rFonts w:ascii="Wingdings" w:hAnsi="Wingdings" w:hint="default"/>
+      </w:rPr>
+    </w:lvl>
+  </w:abstractNum>
+  <w:abstractNum w:abstractNumId="9" w15:restartNumberingAfterBreak="0">
     <w:nsid w:val="20FB045E"/>
     <w:multiLevelType w:val="hybridMultilevel"/>
     <w:tmpl w:val="8A2A0D7A"/>
@@ -9430,7 +9846,7 @@
       </w:pPr>
     </w:lvl>
   </w:abstractNum>
-  <w:abstractNum w:abstractNumId="8" w15:restartNumberingAfterBreak="0">
+  <w:abstractNum w:abstractNumId="10" w15:restartNumberingAfterBreak="0">
     <w:nsid w:val="22D2130A"/>
     <w:multiLevelType w:val="hybridMultilevel"/>
     <w:tmpl w:val="1432472A"/>
@@ -9516,7 +9932,7 @@
       </w:pPr>
     </w:lvl>
   </w:abstractNum>
-  <w:abstractNum w:abstractNumId="9" w15:restartNumberingAfterBreak="0">
+  <w:abstractNum w:abstractNumId="11" w15:restartNumberingAfterBreak="0">
     <w:nsid w:val="29304270"/>
     <w:multiLevelType w:val="multilevel"/>
     <w:tmpl w:val="05F4E20E"/>
@@ -9665,7 +10081,7 @@
       </w:rPr>
     </w:lvl>
   </w:abstractNum>
-  <w:abstractNum w:abstractNumId="10" w15:restartNumberingAfterBreak="0">
+  <w:abstractNum w:abstractNumId="12" w15:restartNumberingAfterBreak="0">
     <w:nsid w:val="2C777FC8"/>
     <w:multiLevelType w:val="multilevel"/>
     <w:tmpl w:val="F1F02A86"/>
@@ -9814,7 +10230,7 @@
       </w:rPr>
     </w:lvl>
   </w:abstractNum>
-  <w:abstractNum w:abstractNumId="11" w15:restartNumberingAfterBreak="0">
+  <w:abstractNum w:abstractNumId="13" w15:restartNumberingAfterBreak="0">
     <w:nsid w:val="2D6659BD"/>
     <w:multiLevelType w:val="hybridMultilevel"/>
     <w:tmpl w:val="CBB46080"/>
@@ -9927,7 +10343,7 @@
       </w:rPr>
     </w:lvl>
   </w:abstractNum>
-  <w:abstractNum w:abstractNumId="12" w15:restartNumberingAfterBreak="0">
+  <w:abstractNum w:abstractNumId="14" w15:restartNumberingAfterBreak="0">
     <w:nsid w:val="2F411A22"/>
     <w:multiLevelType w:val="hybridMultilevel"/>
     <w:tmpl w:val="EFC2651C"/>
@@ -10017,7 +10433,7 @@
       </w:pPr>
     </w:lvl>
   </w:abstractNum>
-  <w:abstractNum w:abstractNumId="13" w15:restartNumberingAfterBreak="0">
+  <w:abstractNum w:abstractNumId="15" w15:restartNumberingAfterBreak="0">
     <w:nsid w:val="2F8D68B1"/>
     <w:multiLevelType w:val="multilevel"/>
     <w:tmpl w:val="5EAA0A82"/>
@@ -10157,7 +10573,7 @@
       </w:rPr>
     </w:lvl>
   </w:abstractNum>
-  <w:abstractNum w:abstractNumId="14" w15:restartNumberingAfterBreak="0">
+  <w:abstractNum w:abstractNumId="16" w15:restartNumberingAfterBreak="0">
     <w:nsid w:val="32E10D8D"/>
     <w:multiLevelType w:val="hybridMultilevel"/>
     <w:tmpl w:val="FBFA39E2"/>
@@ -10270,7 +10686,7 @@
       </w:rPr>
     </w:lvl>
   </w:abstractNum>
-  <w:abstractNum w:abstractNumId="15" w15:restartNumberingAfterBreak="0">
+  <w:abstractNum w:abstractNumId="17" w15:restartNumberingAfterBreak="0">
     <w:nsid w:val="357D4D95"/>
     <w:multiLevelType w:val="multilevel"/>
     <w:tmpl w:val="14BCC5D0"/>
@@ -10419,7 +10835,7 @@
       </w:rPr>
     </w:lvl>
   </w:abstractNum>
-  <w:abstractNum w:abstractNumId="16" w15:restartNumberingAfterBreak="0">
+  <w:abstractNum w:abstractNumId="18" w15:restartNumberingAfterBreak="0">
     <w:nsid w:val="36CB3669"/>
     <w:multiLevelType w:val="multilevel"/>
     <w:tmpl w:val="51522912"/>
@@ -10532,7 +10948,7 @@
       </w:pPr>
     </w:lvl>
   </w:abstractNum>
-  <w:abstractNum w:abstractNumId="17" w15:restartNumberingAfterBreak="0">
+  <w:abstractNum w:abstractNumId="19" w15:restartNumberingAfterBreak="0">
     <w:nsid w:val="37796B66"/>
     <w:multiLevelType w:val="multilevel"/>
     <w:tmpl w:val="FC84EA7C"/>
@@ -10681,7 +11097,7 @@
       </w:rPr>
     </w:lvl>
   </w:abstractNum>
-  <w:abstractNum w:abstractNumId="18" w15:restartNumberingAfterBreak="0">
+  <w:abstractNum w:abstractNumId="20" w15:restartNumberingAfterBreak="0">
     <w:nsid w:val="39C15E68"/>
     <w:multiLevelType w:val="hybridMultilevel"/>
     <w:tmpl w:val="009E03DC"/>
@@ -10767,7 +11183,7 @@
       </w:pPr>
     </w:lvl>
   </w:abstractNum>
-  <w:abstractNum w:abstractNumId="19" w15:restartNumberingAfterBreak="0">
+  <w:abstractNum w:abstractNumId="21" w15:restartNumberingAfterBreak="0">
     <w:nsid w:val="3C3155EF"/>
     <w:multiLevelType w:val="hybridMultilevel"/>
     <w:tmpl w:val="F6B872E6"/>
@@ -10853,7 +11269,7 @@
       </w:pPr>
     </w:lvl>
   </w:abstractNum>
-  <w:abstractNum w:abstractNumId="20" w15:restartNumberingAfterBreak="0">
+  <w:abstractNum w:abstractNumId="22" w15:restartNumberingAfterBreak="0">
     <w:nsid w:val="3F043D10"/>
     <w:multiLevelType w:val="hybridMultilevel"/>
     <w:tmpl w:val="9BD000EE"/>
@@ -10939,7 +11355,7 @@
       </w:pPr>
     </w:lvl>
   </w:abstractNum>
-  <w:abstractNum w:abstractNumId="21" w15:restartNumberingAfterBreak="0">
+  <w:abstractNum w:abstractNumId="23" w15:restartNumberingAfterBreak="0">
     <w:nsid w:val="412C6ED0"/>
     <w:multiLevelType w:val="hybridMultilevel"/>
     <w:tmpl w:val="EE802F92"/>
@@ -11025,7 +11441,7 @@
       </w:pPr>
     </w:lvl>
   </w:abstractNum>
-  <w:abstractNum w:abstractNumId="22" w15:restartNumberingAfterBreak="0">
+  <w:abstractNum w:abstractNumId="24" w15:restartNumberingAfterBreak="0">
     <w:nsid w:val="436E0E32"/>
     <w:multiLevelType w:val="hybridMultilevel"/>
     <w:tmpl w:val="A30E0072"/>
@@ -11138,7 +11554,7 @@
       </w:rPr>
     </w:lvl>
   </w:abstractNum>
-  <w:abstractNum w:abstractNumId="23" w15:restartNumberingAfterBreak="0">
+  <w:abstractNum w:abstractNumId="25" w15:restartNumberingAfterBreak="0">
     <w:nsid w:val="45230317"/>
     <w:multiLevelType w:val="hybridMultilevel"/>
     <w:tmpl w:val="62AE43D4"/>
@@ -11224,7 +11640,7 @@
       </w:pPr>
     </w:lvl>
   </w:abstractNum>
-  <w:abstractNum w:abstractNumId="24" w15:restartNumberingAfterBreak="0">
+  <w:abstractNum w:abstractNumId="26" w15:restartNumberingAfterBreak="0">
     <w:nsid w:val="49132A37"/>
     <w:multiLevelType w:val="multilevel"/>
     <w:tmpl w:val="5EAA0A82"/>
@@ -11364,7 +11780,7 @@
       </w:rPr>
     </w:lvl>
   </w:abstractNum>
-  <w:abstractNum w:abstractNumId="25" w15:restartNumberingAfterBreak="0">
+  <w:abstractNum w:abstractNumId="27" w15:restartNumberingAfterBreak="0">
     <w:nsid w:val="49E76685"/>
     <w:multiLevelType w:val="hybridMultilevel"/>
     <w:tmpl w:val="8D86FA8A"/>
@@ -11450,7 +11866,7 @@
       </w:pPr>
     </w:lvl>
   </w:abstractNum>
-  <w:abstractNum w:abstractNumId="26" w15:restartNumberingAfterBreak="0">
+  <w:abstractNum w:abstractNumId="28" w15:restartNumberingAfterBreak="0">
     <w:nsid w:val="4C1E5BEF"/>
     <w:multiLevelType w:val="hybridMultilevel"/>
     <w:tmpl w:val="3044044C"/>
@@ -11536,7 +11952,7 @@
       </w:pPr>
     </w:lvl>
   </w:abstractNum>
-  <w:abstractNum w:abstractNumId="27" w15:restartNumberingAfterBreak="0">
+  <w:abstractNum w:abstractNumId="29" w15:restartNumberingAfterBreak="0">
     <w:nsid w:val="4EDD42DF"/>
     <w:multiLevelType w:val="hybridMultilevel"/>
     <w:tmpl w:val="395E45D4"/>
@@ -11622,7 +12038,7 @@
       </w:pPr>
     </w:lvl>
   </w:abstractNum>
-  <w:abstractNum w:abstractNumId="28" w15:restartNumberingAfterBreak="0">
+  <w:abstractNum w:abstractNumId="30" w15:restartNumberingAfterBreak="0">
     <w:nsid w:val="507D0062"/>
     <w:multiLevelType w:val="hybridMultilevel"/>
     <w:tmpl w:val="A0CAEA14"/>
@@ -11735,7 +12151,7 @@
       </w:rPr>
     </w:lvl>
   </w:abstractNum>
-  <w:abstractNum w:abstractNumId="29" w15:restartNumberingAfterBreak="0">
+  <w:abstractNum w:abstractNumId="31" w15:restartNumberingAfterBreak="0">
     <w:nsid w:val="536C0C1A"/>
     <w:multiLevelType w:val="hybridMultilevel"/>
     <w:tmpl w:val="C946F508"/>
@@ -11848,7 +12264,7 @@
       </w:rPr>
     </w:lvl>
   </w:abstractNum>
-  <w:abstractNum w:abstractNumId="30" w15:restartNumberingAfterBreak="0">
+  <w:abstractNum w:abstractNumId="32" w15:restartNumberingAfterBreak="0">
     <w:nsid w:val="5C894D99"/>
     <w:multiLevelType w:val="hybridMultilevel"/>
     <w:tmpl w:val="4B50AD56"/>
@@ -11934,7 +12350,7 @@
       </w:pPr>
     </w:lvl>
   </w:abstractNum>
-  <w:abstractNum w:abstractNumId="31" w15:restartNumberingAfterBreak="0">
+  <w:abstractNum w:abstractNumId="33" w15:restartNumberingAfterBreak="0">
     <w:nsid w:val="5CFF64D7"/>
     <w:multiLevelType w:val="hybridMultilevel"/>
     <w:tmpl w:val="B2CE2E42"/>
@@ -12047,7 +12463,7 @@
       </w:rPr>
     </w:lvl>
   </w:abstractNum>
-  <w:abstractNum w:abstractNumId="32" w15:restartNumberingAfterBreak="0">
+  <w:abstractNum w:abstractNumId="34" w15:restartNumberingAfterBreak="0">
     <w:nsid w:val="5EC753A8"/>
     <w:multiLevelType w:val="hybridMultilevel"/>
     <w:tmpl w:val="2772C740"/>
@@ -12133,7 +12549,7 @@
       </w:pPr>
     </w:lvl>
   </w:abstractNum>
-  <w:abstractNum w:abstractNumId="33" w15:restartNumberingAfterBreak="0">
+  <w:abstractNum w:abstractNumId="35" w15:restartNumberingAfterBreak="0">
     <w:nsid w:val="5F84192C"/>
     <w:multiLevelType w:val="multilevel"/>
     <w:tmpl w:val="C67295B8"/>
@@ -12282,7 +12698,7 @@
       </w:rPr>
     </w:lvl>
   </w:abstractNum>
-  <w:abstractNum w:abstractNumId="34" w15:restartNumberingAfterBreak="0">
+  <w:abstractNum w:abstractNumId="36" w15:restartNumberingAfterBreak="0">
     <w:nsid w:val="604347B4"/>
     <w:multiLevelType w:val="hybridMultilevel"/>
     <w:tmpl w:val="288AB824"/>
@@ -12368,7 +12784,7 @@
       </w:pPr>
     </w:lvl>
   </w:abstractNum>
-  <w:abstractNum w:abstractNumId="35" w15:restartNumberingAfterBreak="0">
+  <w:abstractNum w:abstractNumId="37" w15:restartNumberingAfterBreak="0">
     <w:nsid w:val="62EE22D4"/>
     <w:multiLevelType w:val="hybridMultilevel"/>
     <w:tmpl w:val="B038C87E"/>
@@ -12481,7 +12897,7 @@
       </w:rPr>
     </w:lvl>
   </w:abstractNum>
-  <w:abstractNum w:abstractNumId="36" w15:restartNumberingAfterBreak="0">
+  <w:abstractNum w:abstractNumId="38" w15:restartNumberingAfterBreak="0">
     <w:nsid w:val="659A1DF6"/>
     <w:multiLevelType w:val="multilevel"/>
     <w:tmpl w:val="2F2619C4"/>
@@ -12630,7 +13046,7 @@
       </w:rPr>
     </w:lvl>
   </w:abstractNum>
-  <w:abstractNum w:abstractNumId="37" w15:restartNumberingAfterBreak="0">
+  <w:abstractNum w:abstractNumId="39" w15:restartNumberingAfterBreak="0">
     <w:nsid w:val="69832317"/>
     <w:multiLevelType w:val="multilevel"/>
     <w:tmpl w:val="5EAA0A82"/>
@@ -12770,7 +13186,7 @@
       </w:rPr>
     </w:lvl>
   </w:abstractNum>
-  <w:abstractNum w:abstractNumId="38" w15:restartNumberingAfterBreak="0">
+  <w:abstractNum w:abstractNumId="40" w15:restartNumberingAfterBreak="0">
     <w:nsid w:val="6DDB2773"/>
     <w:multiLevelType w:val="hybridMultilevel"/>
     <w:tmpl w:val="B0D2E4FC"/>
@@ -12861,7 +13277,7 @@
       </w:pPr>
     </w:lvl>
   </w:abstractNum>
-  <w:abstractNum w:abstractNumId="39" w15:restartNumberingAfterBreak="0">
+  <w:abstractNum w:abstractNumId="41" w15:restartNumberingAfterBreak="0">
     <w:nsid w:val="6E452A00"/>
     <w:multiLevelType w:val="hybridMultilevel"/>
     <w:tmpl w:val="DA5EDE28"/>
@@ -12947,7 +13363,7 @@
       </w:pPr>
     </w:lvl>
   </w:abstractNum>
-  <w:abstractNum w:abstractNumId="40" w15:restartNumberingAfterBreak="0">
+  <w:abstractNum w:abstractNumId="42" w15:restartNumberingAfterBreak="0">
     <w:nsid w:val="6EB03836"/>
     <w:multiLevelType w:val="hybridMultilevel"/>
     <w:tmpl w:val="D916A494"/>
@@ -13060,7 +13476,7 @@
       </w:rPr>
     </w:lvl>
   </w:abstractNum>
-  <w:abstractNum w:abstractNumId="41" w15:restartNumberingAfterBreak="0">
+  <w:abstractNum w:abstractNumId="43" w15:restartNumberingAfterBreak="0">
     <w:nsid w:val="729D414B"/>
     <w:multiLevelType w:val="hybridMultilevel"/>
     <w:tmpl w:val="33E64C38"/>
@@ -13146,7 +13562,7 @@
       </w:pPr>
     </w:lvl>
   </w:abstractNum>
-  <w:abstractNum w:abstractNumId="42" w15:restartNumberingAfterBreak="0">
+  <w:abstractNum w:abstractNumId="44" w15:restartNumberingAfterBreak="0">
     <w:nsid w:val="74F078AA"/>
     <w:multiLevelType w:val="multilevel"/>
     <w:tmpl w:val="5EAA0A82"/>
@@ -13286,7 +13702,7 @@
       </w:rPr>
     </w:lvl>
   </w:abstractNum>
-  <w:abstractNum w:abstractNumId="43" w15:restartNumberingAfterBreak="0">
+  <w:abstractNum w:abstractNumId="45" w15:restartNumberingAfterBreak="0">
     <w:nsid w:val="7985300B"/>
     <w:multiLevelType w:val="multilevel"/>
     <w:tmpl w:val="ADC4C8B4"/>
@@ -13435,152 +13851,158 @@
       </w:rPr>
     </w:lvl>
   </w:abstractNum>
-  <w:num w:numId="1">
+  <w:num w:numId="1" w16cid:durableId="1868372328">
     <w:abstractNumId w:val="0"/>
   </w:num>
-  <w:num w:numId="2">
+  <w:num w:numId="2" w16cid:durableId="940992955">
+    <w:abstractNumId w:val="26"/>
+  </w:num>
+  <w:num w:numId="3" w16cid:durableId="520122185">
+    <w:abstractNumId w:val="15"/>
+  </w:num>
+  <w:num w:numId="4" w16cid:durableId="1149832325">
+    <w:abstractNumId w:val="44"/>
+  </w:num>
+  <w:num w:numId="5" w16cid:durableId="1637956407">
+    <w:abstractNumId w:val="39"/>
+  </w:num>
+  <w:num w:numId="6" w16cid:durableId="1378234654">
+    <w:abstractNumId w:val="0"/>
+  </w:num>
+  <w:num w:numId="7" w16cid:durableId="1960527726">
+    <w:abstractNumId w:val="0"/>
+  </w:num>
+  <w:num w:numId="8" w16cid:durableId="1661736492">
+    <w:abstractNumId w:val="0"/>
+  </w:num>
+  <w:num w:numId="9" w16cid:durableId="404453885">
+    <w:abstractNumId w:val="37"/>
+  </w:num>
+  <w:num w:numId="10" w16cid:durableId="1481658162">
     <w:abstractNumId w:val="24"/>
   </w:num>
-  <w:num w:numId="3">
+  <w:num w:numId="11" w16cid:durableId="519590617">
+    <w:abstractNumId w:val="16"/>
+  </w:num>
+  <w:num w:numId="12" w16cid:durableId="1610816722">
+    <w:abstractNumId w:val="33"/>
+  </w:num>
+  <w:num w:numId="13" w16cid:durableId="96142439">
     <w:abstractNumId w:val="13"/>
   </w:num>
-  <w:num w:numId="4">
+  <w:num w:numId="14" w16cid:durableId="682244723">
+    <w:abstractNumId w:val="30"/>
+  </w:num>
+  <w:num w:numId="15" w16cid:durableId="837696864">
+    <w:abstractNumId w:val="5"/>
+  </w:num>
+  <w:num w:numId="16" w16cid:durableId="822697066">
     <w:abstractNumId w:val="42"/>
   </w:num>
-  <w:num w:numId="5">
-    <w:abstractNumId w:val="37"/>
+  <w:num w:numId="17" w16cid:durableId="1252929539">
+    <w:abstractNumId w:val="29"/>
   </w:num>
-  <w:num w:numId="6">
-    <w:abstractNumId w:val="0"/>
+  <w:num w:numId="18" w16cid:durableId="951594717">
+    <w:abstractNumId w:val="25"/>
   </w:num>
-  <w:num w:numId="7">
-    <w:abstractNumId w:val="0"/>
+  <w:num w:numId="19" w16cid:durableId="1934043434">
+    <w:abstractNumId w:val="27"/>
   </w:num>
-  <w:num w:numId="8">
-    <w:abstractNumId w:val="0"/>
+  <w:num w:numId="20" w16cid:durableId="1923947449">
+    <w:abstractNumId w:val="34"/>
   </w:num>
-  <w:num w:numId="9">
+  <w:num w:numId="21" w16cid:durableId="2102532415">
+    <w:abstractNumId w:val="20"/>
+  </w:num>
+  <w:num w:numId="22" w16cid:durableId="1172791174">
+    <w:abstractNumId w:val="18"/>
+  </w:num>
+  <w:num w:numId="23" w16cid:durableId="1178621008">
+    <w:abstractNumId w:val="7"/>
+  </w:num>
+  <w:num w:numId="24" w16cid:durableId="1615290270">
+    <w:abstractNumId w:val="9"/>
+  </w:num>
+  <w:num w:numId="25" w16cid:durableId="2138646031">
+    <w:abstractNumId w:val="36"/>
+  </w:num>
+  <w:num w:numId="26" w16cid:durableId="1577590679">
+    <w:abstractNumId w:val="28"/>
+  </w:num>
+  <w:num w:numId="27" w16cid:durableId="1028290435">
+    <w:abstractNumId w:val="23"/>
+  </w:num>
+  <w:num w:numId="28" w16cid:durableId="687222191">
+    <w:abstractNumId w:val="1"/>
+  </w:num>
+  <w:num w:numId="29" w16cid:durableId="1922442983">
+    <w:abstractNumId w:val="41"/>
+  </w:num>
+  <w:num w:numId="30" w16cid:durableId="1793477460">
+    <w:abstractNumId w:val="43"/>
+  </w:num>
+  <w:num w:numId="31" w16cid:durableId="1221791889">
+    <w:abstractNumId w:val="32"/>
+  </w:num>
+  <w:num w:numId="32" w16cid:durableId="1809392153">
+    <w:abstractNumId w:val="6"/>
+  </w:num>
+  <w:num w:numId="33" w16cid:durableId="427311660">
+    <w:abstractNumId w:val="2"/>
+  </w:num>
+  <w:num w:numId="34" w16cid:durableId="679742777">
+    <w:abstractNumId w:val="10"/>
+  </w:num>
+  <w:num w:numId="35" w16cid:durableId="2098819934">
+    <w:abstractNumId w:val="22"/>
+  </w:num>
+  <w:num w:numId="36" w16cid:durableId="1030909749">
+    <w:abstractNumId w:val="21"/>
+  </w:num>
+  <w:num w:numId="37" w16cid:durableId="401758072">
+    <w:abstractNumId w:val="14"/>
+  </w:num>
+  <w:num w:numId="38" w16cid:durableId="217860313">
+    <w:abstractNumId w:val="31"/>
+  </w:num>
+  <w:num w:numId="39" w16cid:durableId="2085491348">
+    <w:abstractNumId w:val="17"/>
+  </w:num>
+  <w:num w:numId="40" w16cid:durableId="1805073237">
+    <w:abstractNumId w:val="19"/>
+  </w:num>
+  <w:num w:numId="41" w16cid:durableId="582109149">
+    <w:abstractNumId w:val="12"/>
+  </w:num>
+  <w:num w:numId="42" w16cid:durableId="1730574272">
     <w:abstractNumId w:val="35"/>
   </w:num>
-  <w:num w:numId="10">
-    <w:abstractNumId w:val="22"/>
-  </w:num>
-  <w:num w:numId="11">
-    <w:abstractNumId w:val="14"/>
-  </w:num>
-  <w:num w:numId="12">
-    <w:abstractNumId w:val="31"/>
-  </w:num>
-  <w:num w:numId="13">
+  <w:num w:numId="43" w16cid:durableId="1302615511">
     <w:abstractNumId w:val="11"/>
   </w:num>
-  <w:num w:numId="14">
-    <w:abstractNumId w:val="28"/>
+  <w:num w:numId="44" w16cid:durableId="1909263196">
+    <w:abstractNumId w:val="38"/>
   </w:num>
-  <w:num w:numId="15">
+  <w:num w:numId="45" w16cid:durableId="1768038418">
+    <w:abstractNumId w:val="45"/>
+  </w:num>
+  <w:num w:numId="46" w16cid:durableId="1035618017">
     <w:abstractNumId w:val="4"/>
   </w:num>
-  <w:num w:numId="16">
+  <w:num w:numId="47" w16cid:durableId="242448635">
     <w:abstractNumId w:val="40"/>
   </w:num>
-  <w:num w:numId="17">
-    <w:abstractNumId w:val="27"/>
-  </w:num>
-  <w:num w:numId="18">
-    <w:abstractNumId w:val="23"/>
-  </w:num>
-  <w:num w:numId="19">
-    <w:abstractNumId w:val="25"/>
-  </w:num>
-  <w:num w:numId="20">
-    <w:abstractNumId w:val="32"/>
-  </w:num>
-  <w:num w:numId="21">
-    <w:abstractNumId w:val="18"/>
-  </w:num>
-  <w:num w:numId="22">
-    <w:abstractNumId w:val="16"/>
-  </w:num>
-  <w:num w:numId="23">
-    <w:abstractNumId w:val="6"/>
-  </w:num>
-  <w:num w:numId="24">
-    <w:abstractNumId w:val="7"/>
-  </w:num>
-  <w:num w:numId="25">
-    <w:abstractNumId w:val="34"/>
-  </w:num>
-  <w:num w:numId="26">
-    <w:abstractNumId w:val="26"/>
-  </w:num>
-  <w:num w:numId="27">
-    <w:abstractNumId w:val="21"/>
-  </w:num>
-  <w:num w:numId="28">
-    <w:abstractNumId w:val="1"/>
-  </w:num>
-  <w:num w:numId="29">
-    <w:abstractNumId w:val="39"/>
-  </w:num>
-  <w:num w:numId="30">
-    <w:abstractNumId w:val="41"/>
-  </w:num>
-  <w:num w:numId="31">
-    <w:abstractNumId w:val="30"/>
-  </w:num>
-  <w:num w:numId="32">
-    <w:abstractNumId w:val="5"/>
-  </w:num>
-  <w:num w:numId="33">
-    <w:abstractNumId w:val="2"/>
-  </w:num>
-  <w:num w:numId="34">
+  <w:num w:numId="48" w16cid:durableId="1204518473">
     <w:abstractNumId w:val="8"/>
   </w:num>
-  <w:num w:numId="35">
-    <w:abstractNumId w:val="20"/>
-  </w:num>
-  <w:num w:numId="36">
-    <w:abstractNumId w:val="19"/>
-  </w:num>
-  <w:num w:numId="37">
-    <w:abstractNumId w:val="12"/>
-  </w:num>
-  <w:num w:numId="38">
-    <w:abstractNumId w:val="29"/>
-  </w:num>
-  <w:num w:numId="39">
-    <w:abstractNumId w:val="15"/>
-  </w:num>
-  <w:num w:numId="40">
-    <w:abstractNumId w:val="17"/>
-  </w:num>
-  <w:num w:numId="41">
-    <w:abstractNumId w:val="10"/>
-  </w:num>
-  <w:num w:numId="42">
-    <w:abstractNumId w:val="33"/>
-  </w:num>
-  <w:num w:numId="43">
-    <w:abstractNumId w:val="9"/>
-  </w:num>
-  <w:num w:numId="44">
-    <w:abstractNumId w:val="36"/>
-  </w:num>
-  <w:num w:numId="45">
-    <w:abstractNumId w:val="43"/>
-  </w:num>
-  <w:num w:numId="46">
+  <w:num w:numId="49" w16cid:durableId="173695679">
     <w:abstractNumId w:val="3"/>
-  </w:num>
-  <w:num w:numId="47">
-    <w:abstractNumId w:val="38"/>
   </w:num>
 </w:numbering>
 </file>
 
 <file path=word/styles.xml><?xml version="1.0" encoding="utf-8"?>
-<w:styles xmlns:mc="http://schemas.openxmlformats.org/markup-compatibility/2006" xmlns:r="http://schemas.openxmlformats.org/officeDocument/2006/relationships" xmlns:w="http://schemas.openxmlformats.org/wordprocessingml/2006/main" xmlns:w14="http://schemas.microsoft.com/office/word/2010/wordml" xmlns:w15="http://schemas.microsoft.com/office/word/2012/wordml" xmlns:w16cex="http://schemas.microsoft.com/office/word/2018/wordml/cex" xmlns:w16cid="http://schemas.microsoft.com/office/word/2016/wordml/cid" xmlns:w16="http://schemas.microsoft.com/office/word/2018/wordml" xmlns:w16se="http://schemas.microsoft.com/office/word/2015/wordml/symex" mc:Ignorable="w14 w15 w16se w16cid w16 w16cex">
+<w:styles xmlns:mc="http://schemas.openxmlformats.org/markup-compatibility/2006" xmlns:r="http://schemas.openxmlformats.org/officeDocument/2006/relationships" xmlns:w="http://schemas.openxmlformats.org/wordprocessingml/2006/main" xmlns:w14="http://schemas.microsoft.com/office/word/2010/wordml" xmlns:w15="http://schemas.microsoft.com/office/word/2012/wordml" xmlns:w16cex="http://schemas.microsoft.com/office/word/2018/wordml/cex" xmlns:w16cid="http://schemas.microsoft.com/office/word/2016/wordml/cid" xmlns:w16="http://schemas.microsoft.com/office/word/2018/wordml" xmlns:w16sdtdh="http://schemas.microsoft.com/office/word/2020/wordml/sdtdatahash" xmlns:w16se="http://schemas.microsoft.com/office/word/2015/wordml/symex" mc:Ignorable="w14 w15 w16se w16cid w16 w16cex w16sdtdh">
   <w:docDefaults>
     <w:rPrDefault>
       <w:rPr>
@@ -14946,4 +15368,16 @@
   <a:objectDefaults/>
   <a:extraClrSchemeLst/>
 </a:theme>
+</file>
+
+<file path=customXml/item1.xml><?xml version="1.0" encoding="utf-8"?>
+<b:Sources xmlns:b="http://schemas.openxmlformats.org/officeDocument/2006/bibliography" xmlns="http://schemas.openxmlformats.org/officeDocument/2006/bibliography" SelectedStyle="\APASixthEditionOfficeOnline.xsl" StyleName="APA" Version="6"/>
+</file>
+
+<file path=customXml/itemProps1.xml><?xml version="1.0" encoding="utf-8"?>
+<ds:datastoreItem xmlns:ds="http://schemas.openxmlformats.org/officeDocument/2006/customXml" ds:itemID="{CF8FAC06-51FB-4FE8-B445-BA568BA5823B}">
+  <ds:schemaRefs>
+    <ds:schemaRef ds:uri="http://schemas.openxmlformats.org/officeDocument/2006/bibliography"/>
+  </ds:schemaRefs>
+</ds:datastoreItem>
 </file>
--- a/Dokumen SRS.docx
+++ b/Dokumen SRS.docx
@@ -1,6 +1,6 @@
 
 <file path=word/document.xml><?xml version="1.0" encoding="utf-8"?>
-<w:document xmlns:wpc="http://schemas.microsoft.com/office/word/2010/wordprocessingCanvas" xmlns:cx="http://schemas.microsoft.com/office/drawing/2014/chartex" xmlns:cx1="http://schemas.microsoft.com/office/drawing/2015/9/8/chartex" xmlns:cx2="http://schemas.microsoft.com/office/drawing/2015/10/21/chartex" xmlns:cx3="http://schemas.microsoft.com/office/drawing/2016/5/9/chartex" xmlns:cx4="http://schemas.microsoft.com/office/drawing/2016/5/10/chartex" xmlns:cx5="http://schemas.microsoft.com/office/drawing/2016/5/11/chartex" xmlns:cx6="http://schemas.microsoft.com/office/drawing/2016/5/12/chartex" xmlns:cx7="http://schemas.microsoft.com/office/drawing/2016/5/13/chartex" xmlns:cx8="http://schemas.microsoft.com/office/drawing/2016/5/14/chartex" xmlns:mc="http://schemas.openxmlformats.org/markup-compatibility/2006" xmlns:aink="http://schemas.microsoft.com/office/drawing/2016/ink" xmlns:am3d="http://schemas.microsoft.com/office/drawing/2017/model3d" xmlns:o="urn:schemas-microsoft-com:office:office" xmlns:oel="http://schemas.microsoft.com/office/2019/extlst" xmlns:r="http://schemas.openxmlformats.org/officeDocument/2006/relationships" xmlns:m="http://schemas.openxmlformats.org/officeDocument/2006/math" xmlns:v="urn:schemas-microsoft-com:vml" xmlns:wp14="http://schemas.microsoft.com/office/word/2010/wordprocessingDrawing" xmlns:wp="http://schemas.openxmlformats.org/drawingml/2006/wordprocessingDrawing" xmlns:w10="urn:schemas-microsoft-com:office:word" xmlns:w="http://schemas.openxmlformats.org/wordprocessingml/2006/main" xmlns:w14="http://schemas.microsoft.com/office/word/2010/wordml" xmlns:w15="http://schemas.microsoft.com/office/word/2012/wordml" xmlns:w16cex="http://schemas.microsoft.com/office/word/2018/wordml/cex" xmlns:w16cid="http://schemas.microsoft.com/office/word/2016/wordml/cid" xmlns:w16="http://schemas.microsoft.com/office/word/2018/wordml" xmlns:w16sdtdh="http://schemas.microsoft.com/office/word/2020/wordml/sdtdatahash" xmlns:w16se="http://schemas.microsoft.com/office/word/2015/wordml/symex" xmlns:wpg="http://schemas.microsoft.com/office/word/2010/wordprocessingGroup" xmlns:wpi="http://schemas.microsoft.com/office/word/2010/wordprocessingInk" xmlns:wne="http://schemas.microsoft.com/office/word/2006/wordml" xmlns:wps="http://schemas.microsoft.com/office/word/2010/wordprocessingShape" mc:Ignorable="w14 w15 w16se w16cid w16 w16cex w16sdtdh wp14">
+<w:document xmlns:wpc="http://schemas.microsoft.com/office/word/2010/wordprocessingCanvas" xmlns:cx="http://schemas.microsoft.com/office/drawing/2014/chartex" xmlns:cx1="http://schemas.microsoft.com/office/drawing/2015/9/8/chartex" xmlns:cx2="http://schemas.microsoft.com/office/drawing/2015/10/21/chartex" xmlns:cx3="http://schemas.microsoft.com/office/drawing/2016/5/9/chartex" xmlns:cx4="http://schemas.microsoft.com/office/drawing/2016/5/10/chartex" xmlns:cx5="http://schemas.microsoft.com/office/drawing/2016/5/11/chartex" xmlns:cx6="http://schemas.microsoft.com/office/drawing/2016/5/12/chartex" xmlns:cx7="http://schemas.microsoft.com/office/drawing/2016/5/13/chartex" xmlns:cx8="http://schemas.microsoft.com/office/drawing/2016/5/14/chartex" xmlns:mc="http://schemas.openxmlformats.org/markup-compatibility/2006" xmlns:aink="http://schemas.microsoft.com/office/drawing/2016/ink" xmlns:am3d="http://schemas.microsoft.com/office/drawing/2017/model3d" xmlns:o="urn:schemas-microsoft-com:office:office" xmlns:oel="http://schemas.microsoft.com/office/2019/extlst" xmlns:r="http://schemas.openxmlformats.org/officeDocument/2006/relationships" xmlns:m="http://schemas.openxmlformats.org/officeDocument/2006/math" xmlns:v="urn:schemas-microsoft-com:vml" xmlns:wp14="http://schemas.microsoft.com/office/word/2010/wordprocessingDrawing" xmlns:wp="http://schemas.openxmlformats.org/drawingml/2006/wordprocessingDrawing" xmlns:w10="urn:schemas-microsoft-com:office:word" xmlns:w="http://schemas.openxmlformats.org/wordprocessingml/2006/main" xmlns:w14="http://schemas.microsoft.com/office/word/2010/wordml" xmlns:w15="http://schemas.microsoft.com/office/word/2012/wordml" xmlns:w16cex="http://schemas.microsoft.com/office/word/2018/wordml/cex" xmlns:w16cid="http://schemas.microsoft.com/office/word/2016/wordml/cid" xmlns:w16="http://schemas.microsoft.com/office/word/2018/wordml" xmlns:w16du="http://schemas.microsoft.com/office/word/2023/wordml/word16du" xmlns:w16sdtdh="http://schemas.microsoft.com/office/word/2020/wordml/sdtdatahash" xmlns:w16sdtfl="http://schemas.microsoft.com/office/word/2024/wordml/sdtformatlock" xmlns:w16se="http://schemas.microsoft.com/office/word/2015/wordml/symex" xmlns:wpg="http://schemas.microsoft.com/office/word/2010/wordprocessingGroup" xmlns:wpi="http://schemas.microsoft.com/office/word/2010/wordprocessingInk" xmlns:wne="http://schemas.microsoft.com/office/word/2006/wordml" xmlns:wps="http://schemas.microsoft.com/office/word/2010/wordprocessingShape" mc:Ignorable="w14 w15 w16se w16cid w16 w16cex w16sdtdh w16sdtfl w16du wp14">
   <w:body>
     <w:p>
       <w:pPr>
@@ -49,7 +49,7 @@
           <w:i/>
           <w:iCs/>
         </w:rPr>
-        <w:t>Qurbanku</w:t>
+        <w:t>Qurbanqu</w:t>
       </w:r>
     </w:p>
     <w:p>
@@ -5897,7 +5897,21 @@
           <w:i w:val="0"/>
           <w:iCs/>
         </w:rPr>
-        <w:t xml:space="preserve"> Qurbanku ini</w:t>
+        <w:t xml:space="preserve"> </w:t>
+      </w:r>
+      <w:r>
+        <w:rPr>
+          <w:i w:val="0"/>
+          <w:iCs/>
+        </w:rPr>
+        <w:t>Qurbanqu</w:t>
+      </w:r>
+      <w:r>
+        <w:rPr>
+          <w:i w:val="0"/>
+          <w:iCs/>
+        </w:rPr>
+        <w:t xml:space="preserve"> ini</w:t>
       </w:r>
       <w:r>
         <w:rPr>
@@ -8805,7 +8819,7 @@
 </file>
 
 <file path=word/endnotes.xml><?xml version="1.0" encoding="utf-8"?>
-<w:endnotes xmlns:wpc="http://schemas.microsoft.com/office/word/2010/wordprocessingCanvas" xmlns:cx="http://schemas.microsoft.com/office/drawing/2014/chartex" xmlns:cx1="http://schemas.microsoft.com/office/drawing/2015/9/8/chartex" xmlns:cx2="http://schemas.microsoft.com/office/drawing/2015/10/21/chartex" xmlns:cx3="http://schemas.microsoft.com/office/drawing/2016/5/9/chartex" xmlns:cx4="http://schemas.microsoft.com/office/drawing/2016/5/10/chartex" xmlns:cx5="http://schemas.microsoft.com/office/drawing/2016/5/11/chartex" xmlns:cx6="http://schemas.microsoft.com/office/drawing/2016/5/12/chartex" xmlns:cx7="http://schemas.microsoft.com/office/drawing/2016/5/13/chartex" xmlns:cx8="http://schemas.microsoft.com/office/drawing/2016/5/14/chartex" xmlns:mc="http://schemas.openxmlformats.org/markup-compatibility/2006" xmlns:aink="http://schemas.microsoft.com/office/drawing/2016/ink" xmlns:am3d="http://schemas.microsoft.com/office/drawing/2017/model3d" xmlns:o="urn:schemas-microsoft-com:office:office" xmlns:oel="http://schemas.microsoft.com/office/2019/extlst" xmlns:r="http://schemas.openxmlformats.org/officeDocument/2006/relationships" xmlns:m="http://schemas.openxmlformats.org/officeDocument/2006/math" xmlns:v="urn:schemas-microsoft-com:vml" xmlns:wp14="http://schemas.microsoft.com/office/word/2010/wordprocessingDrawing" xmlns:wp="http://schemas.openxmlformats.org/drawingml/2006/wordprocessingDrawing" xmlns:w10="urn:schemas-microsoft-com:office:word" xmlns:w="http://schemas.openxmlformats.org/wordprocessingml/2006/main" xmlns:w14="http://schemas.microsoft.com/office/word/2010/wordml" xmlns:w15="http://schemas.microsoft.com/office/word/2012/wordml" xmlns:w16cex="http://schemas.microsoft.com/office/word/2018/wordml/cex" xmlns:w16cid="http://schemas.microsoft.com/office/word/2016/wordml/cid" xmlns:w16="http://schemas.microsoft.com/office/word/2018/wordml" xmlns:w16sdtdh="http://schemas.microsoft.com/office/word/2020/wordml/sdtdatahash" xmlns:w16se="http://schemas.microsoft.com/office/word/2015/wordml/symex" xmlns:wpg="http://schemas.microsoft.com/office/word/2010/wordprocessingGroup" xmlns:wpi="http://schemas.microsoft.com/office/word/2010/wordprocessingInk" xmlns:wne="http://schemas.microsoft.com/office/word/2006/wordml" xmlns:wps="http://schemas.microsoft.com/office/word/2010/wordprocessingShape" mc:Ignorable="w14 w15 w16se w16cid w16 w16cex w16sdtdh wp14">
+<w:endnotes xmlns:wpc="http://schemas.microsoft.com/office/word/2010/wordprocessingCanvas" xmlns:cx="http://schemas.microsoft.com/office/drawing/2014/chartex" xmlns:cx1="http://schemas.microsoft.com/office/drawing/2015/9/8/chartex" xmlns:cx2="http://schemas.microsoft.com/office/drawing/2015/10/21/chartex" xmlns:cx3="http://schemas.microsoft.com/office/drawing/2016/5/9/chartex" xmlns:cx4="http://schemas.microsoft.com/office/drawing/2016/5/10/chartex" xmlns:cx5="http://schemas.microsoft.com/office/drawing/2016/5/11/chartex" xmlns:cx6="http://schemas.microsoft.com/office/drawing/2016/5/12/chartex" xmlns:cx7="http://schemas.microsoft.com/office/drawing/2016/5/13/chartex" xmlns:cx8="http://schemas.microsoft.com/office/drawing/2016/5/14/chartex" xmlns:mc="http://schemas.openxmlformats.org/markup-compatibility/2006" xmlns:aink="http://schemas.microsoft.com/office/drawing/2016/ink" xmlns:am3d="http://schemas.microsoft.com/office/drawing/2017/model3d" xmlns:o="urn:schemas-microsoft-com:office:office" xmlns:oel="http://schemas.microsoft.com/office/2019/extlst" xmlns:r="http://schemas.openxmlformats.org/officeDocument/2006/relationships" xmlns:m="http://schemas.openxmlformats.org/officeDocument/2006/math" xmlns:v="urn:schemas-microsoft-com:vml" xmlns:wp14="http://schemas.microsoft.com/office/word/2010/wordprocessingDrawing" xmlns:wp="http://schemas.openxmlformats.org/drawingml/2006/wordprocessingDrawing" xmlns:w10="urn:schemas-microsoft-com:office:word" xmlns:w="http://schemas.openxmlformats.org/wordprocessingml/2006/main" xmlns:w14="http://schemas.microsoft.com/office/word/2010/wordml" xmlns:w15="http://schemas.microsoft.com/office/word/2012/wordml" xmlns:w16cex="http://schemas.microsoft.com/office/word/2018/wordml/cex" xmlns:w16cid="http://schemas.microsoft.com/office/word/2016/wordml/cid" xmlns:w16="http://schemas.microsoft.com/office/word/2018/wordml" xmlns:w16du="http://schemas.microsoft.com/office/word/2023/wordml/word16du" xmlns:w16sdtdh="http://schemas.microsoft.com/office/word/2020/wordml/sdtdatahash" xmlns:w16sdtfl="http://schemas.microsoft.com/office/word/2024/wordml/sdtformatlock" xmlns:w16se="http://schemas.microsoft.com/office/word/2015/wordml/symex" xmlns:wpg="http://schemas.microsoft.com/office/word/2010/wordprocessingGroup" xmlns:wpi="http://schemas.microsoft.com/office/word/2010/wordprocessingInk" xmlns:wne="http://schemas.microsoft.com/office/word/2006/wordml" xmlns:wps="http://schemas.microsoft.com/office/word/2010/wordprocessingShape" mc:Ignorable="w14 w15 w16se w16cid w16 w16cex w16sdtdh w16sdtfl w16du wp14">
   <w:endnote w:type="separator" w:id="-1">
     <w:p>
       <w:r>
@@ -8824,7 +8838,7 @@
 </file>
 
 <file path=word/footer1.xml><?xml version="1.0" encoding="utf-8"?>
-<w:ftr xmlns:wpc="http://schemas.microsoft.com/office/word/2010/wordprocessingCanvas" xmlns:cx="http://schemas.microsoft.com/office/drawing/2014/chartex" xmlns:cx1="http://schemas.microsoft.com/office/drawing/2015/9/8/chartex" xmlns:cx2="http://schemas.microsoft.com/office/drawing/2015/10/21/chartex" xmlns:cx3="http://schemas.microsoft.com/office/drawing/2016/5/9/chartex" xmlns:cx4="http://schemas.microsoft.com/office/drawing/2016/5/10/chartex" xmlns:cx5="http://schemas.microsoft.com/office/drawing/2016/5/11/chartex" xmlns:cx6="http://schemas.microsoft.com/office/drawing/2016/5/12/chartex" xmlns:cx7="http://schemas.microsoft.com/office/drawing/2016/5/13/chartex" xmlns:cx8="http://schemas.microsoft.com/office/drawing/2016/5/14/chartex" xmlns:mc="http://schemas.openxmlformats.org/markup-compatibility/2006" xmlns:aink="http://schemas.microsoft.com/office/drawing/2016/ink" xmlns:am3d="http://schemas.microsoft.com/office/drawing/2017/model3d" xmlns:o="urn:schemas-microsoft-com:office:office" xmlns:oel="http://schemas.microsoft.com/office/2019/extlst" xmlns:r="http://schemas.openxmlformats.org/officeDocument/2006/relationships" xmlns:m="http://schemas.openxmlformats.org/officeDocument/2006/math" xmlns:v="urn:schemas-microsoft-com:vml" xmlns:wp14="http://schemas.microsoft.com/office/word/2010/wordprocessingDrawing" xmlns:wp="http://schemas.openxmlformats.org/drawingml/2006/wordprocessingDrawing" xmlns:w10="urn:schemas-microsoft-com:office:word" xmlns:w="http://schemas.openxmlformats.org/wordprocessingml/2006/main" xmlns:w14="http://schemas.microsoft.com/office/word/2010/wordml" xmlns:w15="http://schemas.microsoft.com/office/word/2012/wordml" xmlns:w16cex="http://schemas.microsoft.com/office/word/2018/wordml/cex" xmlns:w16cid="http://schemas.microsoft.com/office/word/2016/wordml/cid" xmlns:w16="http://schemas.microsoft.com/office/word/2018/wordml" xmlns:w16sdtdh="http://schemas.microsoft.com/office/word/2020/wordml/sdtdatahash" xmlns:w16se="http://schemas.microsoft.com/office/word/2015/wordml/symex" xmlns:wpg="http://schemas.microsoft.com/office/word/2010/wordprocessingGroup" xmlns:wpi="http://schemas.microsoft.com/office/word/2010/wordprocessingInk" xmlns:wne="http://schemas.microsoft.com/office/word/2006/wordml" xmlns:wps="http://schemas.microsoft.com/office/word/2010/wordprocessingShape" mc:Ignorable="w14 w15 w16se w16cid w16 w16cex w16sdtdh wp14">
+<w:ftr xmlns:wpc="http://schemas.microsoft.com/office/word/2010/wordprocessingCanvas" xmlns:cx="http://schemas.microsoft.com/office/drawing/2014/chartex" xmlns:cx1="http://schemas.microsoft.com/office/drawing/2015/9/8/chartex" xmlns:cx2="http://schemas.microsoft.com/office/drawing/2015/10/21/chartex" xmlns:cx3="http://schemas.microsoft.com/office/drawing/2016/5/9/chartex" xmlns:cx4="http://schemas.microsoft.com/office/drawing/2016/5/10/chartex" xmlns:cx5="http://schemas.microsoft.com/office/drawing/2016/5/11/chartex" xmlns:cx6="http://schemas.microsoft.com/office/drawing/2016/5/12/chartex" xmlns:cx7="http://schemas.microsoft.com/office/drawing/2016/5/13/chartex" xmlns:cx8="http://schemas.microsoft.com/office/drawing/2016/5/14/chartex" xmlns:mc="http://schemas.openxmlformats.org/markup-compatibility/2006" xmlns:aink="http://schemas.microsoft.com/office/drawing/2016/ink" xmlns:am3d="http://schemas.microsoft.com/office/drawing/2017/model3d" xmlns:o="urn:schemas-microsoft-com:office:office" xmlns:oel="http://schemas.microsoft.com/office/2019/extlst" xmlns:r="http://schemas.openxmlformats.org/officeDocument/2006/relationships" xmlns:m="http://schemas.openxmlformats.org/officeDocument/2006/math" xmlns:v="urn:schemas-microsoft-com:vml" xmlns:wp14="http://schemas.microsoft.com/office/word/2010/wordprocessingDrawing" xmlns:wp="http://schemas.openxmlformats.org/drawingml/2006/wordprocessingDrawing" xmlns:w10="urn:schemas-microsoft-com:office:word" xmlns:w="http://schemas.openxmlformats.org/wordprocessingml/2006/main" xmlns:w14="http://schemas.microsoft.com/office/word/2010/wordml" xmlns:w15="http://schemas.microsoft.com/office/word/2012/wordml" xmlns:w16cex="http://schemas.microsoft.com/office/word/2018/wordml/cex" xmlns:w16cid="http://schemas.microsoft.com/office/word/2016/wordml/cid" xmlns:w16="http://schemas.microsoft.com/office/word/2018/wordml" xmlns:w16du="http://schemas.microsoft.com/office/word/2023/wordml/word16du" xmlns:w16sdtdh="http://schemas.microsoft.com/office/word/2020/wordml/sdtdatahash" xmlns:w16sdtfl="http://schemas.microsoft.com/office/word/2024/wordml/sdtformatlock" xmlns:w16se="http://schemas.microsoft.com/office/word/2015/wordml/symex" xmlns:wpg="http://schemas.microsoft.com/office/word/2010/wordprocessingGroup" xmlns:wpi="http://schemas.microsoft.com/office/word/2010/wordprocessingInk" xmlns:wne="http://schemas.microsoft.com/office/word/2006/wordml" xmlns:wps="http://schemas.microsoft.com/office/word/2010/wordprocessingShape" mc:Ignorable="w14 w15 w16se w16cid w16 w16cex w16sdtdh w16sdtfl w16du wp14">
   <w:p>
     <w:pPr>
       <w:pStyle w:val="Footer"/>
@@ -8834,7 +8848,7 @@
 </file>
 
 <file path=word/footnotes.xml><?xml version="1.0" encoding="utf-8"?>
-<w:footnotes xmlns:wpc="http://schemas.microsoft.com/office/word/2010/wordprocessingCanvas" xmlns:cx="http://schemas.microsoft.com/office/drawing/2014/chartex" xmlns:cx1="http://schemas.microsoft.com/office/drawing/2015/9/8/chartex" xmlns:cx2="http://schemas.microsoft.com/office/drawing/2015/10/21/chartex" xmlns:cx3="http://schemas.microsoft.com/office/drawing/2016/5/9/chartex" xmlns:cx4="http://schemas.microsoft.com/office/drawing/2016/5/10/chartex" xmlns:cx5="http://schemas.microsoft.com/office/drawing/2016/5/11/chartex" xmlns:cx6="http://schemas.microsoft.com/office/drawing/2016/5/12/chartex" xmlns:cx7="http://schemas.microsoft.com/office/drawing/2016/5/13/chartex" xmlns:cx8="http://schemas.microsoft.com/office/drawing/2016/5/14/chartex" xmlns:mc="http://schemas.openxmlformats.org/markup-compatibility/2006" xmlns:aink="http://schemas.microsoft.com/office/drawing/2016/ink" xmlns:am3d="http://schemas.microsoft.com/office/drawing/2017/model3d" xmlns:o="urn:schemas-microsoft-com:office:office" xmlns:oel="http://schemas.microsoft.com/office/2019/extlst" xmlns:r="http://schemas.openxmlformats.org/officeDocument/2006/relationships" xmlns:m="http://schemas.openxmlformats.org/officeDocument/2006/math" xmlns:v="urn:schemas-microsoft-com:vml" xmlns:wp14="http://schemas.microsoft.com/office/word/2010/wordprocessingDrawing" xmlns:wp="http://schemas.openxmlformats.org/drawingml/2006/wordprocessingDrawing" xmlns:w10="urn:schemas-microsoft-com:office:word" xmlns:w="http://schemas.openxmlformats.org/wordprocessingml/2006/main" xmlns:w14="http://schemas.microsoft.com/office/word/2010/wordml" xmlns:w15="http://schemas.microsoft.com/office/word/2012/wordml" xmlns:w16cex="http://schemas.microsoft.com/office/word/2018/wordml/cex" xmlns:w16cid="http://schemas.microsoft.com/office/word/2016/wordml/cid" xmlns:w16="http://schemas.microsoft.com/office/word/2018/wordml" xmlns:w16sdtdh="http://schemas.microsoft.com/office/word/2020/wordml/sdtdatahash" xmlns:w16se="http://schemas.microsoft.com/office/word/2015/wordml/symex" xmlns:wpg="http://schemas.microsoft.com/office/word/2010/wordprocessingGroup" xmlns:wpi="http://schemas.microsoft.com/office/word/2010/wordprocessingInk" xmlns:wne="http://schemas.microsoft.com/office/word/2006/wordml" xmlns:wps="http://schemas.microsoft.com/office/word/2010/wordprocessingShape" mc:Ignorable="w14 w15 w16se w16cid w16 w16cex w16sdtdh wp14">
+<w:footnotes xmlns:wpc="http://schemas.microsoft.com/office/word/2010/wordprocessingCanvas" xmlns:cx="http://schemas.microsoft.com/office/drawing/2014/chartex" xmlns:cx1="http://schemas.microsoft.com/office/drawing/2015/9/8/chartex" xmlns:cx2="http://schemas.microsoft.com/office/drawing/2015/10/21/chartex" xmlns:cx3="http://schemas.microsoft.com/office/drawing/2016/5/9/chartex" xmlns:cx4="http://schemas.microsoft.com/office/drawing/2016/5/10/chartex" xmlns:cx5="http://schemas.microsoft.com/office/drawing/2016/5/11/chartex" xmlns:cx6="http://schemas.microsoft.com/office/drawing/2016/5/12/chartex" xmlns:cx7="http://schemas.microsoft.com/office/drawing/2016/5/13/chartex" xmlns:cx8="http://schemas.microsoft.com/office/drawing/2016/5/14/chartex" xmlns:mc="http://schemas.openxmlformats.org/markup-compatibility/2006" xmlns:aink="http://schemas.microsoft.com/office/drawing/2016/ink" xmlns:am3d="http://schemas.microsoft.com/office/drawing/2017/model3d" xmlns:o="urn:schemas-microsoft-com:office:office" xmlns:oel="http://schemas.microsoft.com/office/2019/extlst" xmlns:r="http://schemas.openxmlformats.org/officeDocument/2006/relationships" xmlns:m="http://schemas.openxmlformats.org/officeDocument/2006/math" xmlns:v="urn:schemas-microsoft-com:vml" xmlns:wp14="http://schemas.microsoft.com/office/word/2010/wordprocessingDrawing" xmlns:wp="http://schemas.openxmlformats.org/drawingml/2006/wordprocessingDrawing" xmlns:w10="urn:schemas-microsoft-com:office:word" xmlns:w="http://schemas.openxmlformats.org/wordprocessingml/2006/main" xmlns:w14="http://schemas.microsoft.com/office/word/2010/wordml" xmlns:w15="http://schemas.microsoft.com/office/word/2012/wordml" xmlns:w16cex="http://schemas.microsoft.com/office/word/2018/wordml/cex" xmlns:w16cid="http://schemas.microsoft.com/office/word/2016/wordml/cid" xmlns:w16="http://schemas.microsoft.com/office/word/2018/wordml" xmlns:w16du="http://schemas.microsoft.com/office/word/2023/wordml/word16du" xmlns:w16sdtdh="http://schemas.microsoft.com/office/word/2020/wordml/sdtdatahash" xmlns:w16sdtfl="http://schemas.microsoft.com/office/word/2024/wordml/sdtformatlock" xmlns:w16se="http://schemas.microsoft.com/office/word/2015/wordml/symex" xmlns:wpg="http://schemas.microsoft.com/office/word/2010/wordprocessingGroup" xmlns:wpi="http://schemas.microsoft.com/office/word/2010/wordprocessingInk" xmlns:wne="http://schemas.microsoft.com/office/word/2006/wordml" xmlns:wps="http://schemas.microsoft.com/office/word/2010/wordprocessingShape" mc:Ignorable="w14 w15 w16se w16cid w16 w16cex w16sdtdh w16sdtfl w16du wp14">
   <w:footnote w:type="separator" w:id="-1">
     <w:p>
       <w:r>
@@ -8853,7 +8867,7 @@
 </file>
 
 <file path=word/header1.xml><?xml version="1.0" encoding="utf-8"?>
-<w:hdr xmlns:wpc="http://schemas.microsoft.com/office/word/2010/wordprocessingCanvas" xmlns:cx="http://schemas.microsoft.com/office/drawing/2014/chartex" xmlns:cx1="http://schemas.microsoft.com/office/drawing/2015/9/8/chartex" xmlns:cx2="http://schemas.microsoft.com/office/drawing/2015/10/21/chartex" xmlns:cx3="http://schemas.microsoft.com/office/drawing/2016/5/9/chartex" xmlns:cx4="http://schemas.microsoft.com/office/drawing/2016/5/10/chartex" xmlns:cx5="http://schemas.microsoft.com/office/drawing/2016/5/11/chartex" xmlns:cx6="http://schemas.microsoft.com/office/drawing/2016/5/12/chartex" xmlns:cx7="http://schemas.microsoft.com/office/drawing/2016/5/13/chartex" xmlns:cx8="http://schemas.microsoft.com/office/drawing/2016/5/14/chartex" xmlns:mc="http://schemas.openxmlformats.org/markup-compatibility/2006" xmlns:aink="http://schemas.microsoft.com/office/drawing/2016/ink" xmlns:am3d="http://schemas.microsoft.com/office/drawing/2017/model3d" xmlns:o="urn:schemas-microsoft-com:office:office" xmlns:oel="http://schemas.microsoft.com/office/2019/extlst" xmlns:r="http://schemas.openxmlformats.org/officeDocument/2006/relationships" xmlns:m="http://schemas.openxmlformats.org/officeDocument/2006/math" xmlns:v="urn:schemas-microsoft-com:vml" xmlns:wp14="http://schemas.microsoft.com/office/word/2010/wordprocessingDrawing" xmlns:wp="http://schemas.openxmlformats.org/drawingml/2006/wordprocessingDrawing" xmlns:w10="urn:schemas-microsoft-com:office:word" xmlns:w="http://schemas.openxmlformats.org/wordprocessingml/2006/main" xmlns:w14="http://schemas.microsoft.com/office/word/2010/wordml" xmlns:w15="http://schemas.microsoft.com/office/word/2012/wordml" xmlns:w16cex="http://schemas.microsoft.com/office/word/2018/wordml/cex" xmlns:w16cid="http://schemas.microsoft.com/office/word/2016/wordml/cid" xmlns:w16="http://schemas.microsoft.com/office/word/2018/wordml" xmlns:w16sdtdh="http://schemas.microsoft.com/office/word/2020/wordml/sdtdatahash" xmlns:w16se="http://schemas.microsoft.com/office/word/2015/wordml/symex" xmlns:wpg="http://schemas.microsoft.com/office/word/2010/wordprocessingGroup" xmlns:wpi="http://schemas.microsoft.com/office/word/2010/wordprocessingInk" xmlns:wne="http://schemas.microsoft.com/office/word/2006/wordml" xmlns:wps="http://schemas.microsoft.com/office/word/2010/wordprocessingShape" mc:Ignorable="w14 w15 w16se w16cid w16 w16cex w16sdtdh wp14">
+<w:hdr xmlns:wpc="http://schemas.microsoft.com/office/word/2010/wordprocessingCanvas" xmlns:cx="http://schemas.microsoft.com/office/drawing/2014/chartex" xmlns:cx1="http://schemas.microsoft.com/office/drawing/2015/9/8/chartex" xmlns:cx2="http://schemas.microsoft.com/office/drawing/2015/10/21/chartex" xmlns:cx3="http://schemas.microsoft.com/office/drawing/2016/5/9/chartex" xmlns:cx4="http://schemas.microsoft.com/office/drawing/2016/5/10/chartex" xmlns:cx5="http://schemas.microsoft.com/office/drawing/2016/5/11/chartex" xmlns:cx6="http://schemas.microsoft.com/office/drawing/2016/5/12/chartex" xmlns:cx7="http://schemas.microsoft.com/office/drawing/2016/5/13/chartex" xmlns:cx8="http://schemas.microsoft.com/office/drawing/2016/5/14/chartex" xmlns:mc="http://schemas.openxmlformats.org/markup-compatibility/2006" xmlns:aink="http://schemas.microsoft.com/office/drawing/2016/ink" xmlns:am3d="http://schemas.microsoft.com/office/drawing/2017/model3d" xmlns:o="urn:schemas-microsoft-com:office:office" xmlns:oel="http://schemas.microsoft.com/office/2019/extlst" xmlns:r="http://schemas.openxmlformats.org/officeDocument/2006/relationships" xmlns:m="http://schemas.openxmlformats.org/officeDocument/2006/math" xmlns:v="urn:schemas-microsoft-com:vml" xmlns:wp14="http://schemas.microsoft.com/office/word/2010/wordprocessingDrawing" xmlns:wp="http://schemas.openxmlformats.org/drawingml/2006/wordprocessingDrawing" xmlns:w10="urn:schemas-microsoft-com:office:word" xmlns:w="http://schemas.openxmlformats.org/wordprocessingml/2006/main" xmlns:w14="http://schemas.microsoft.com/office/word/2010/wordml" xmlns:w15="http://schemas.microsoft.com/office/word/2012/wordml" xmlns:w16cex="http://schemas.microsoft.com/office/word/2018/wordml/cex" xmlns:w16cid="http://schemas.microsoft.com/office/word/2016/wordml/cid" xmlns:w16="http://schemas.microsoft.com/office/word/2018/wordml" xmlns:w16du="http://schemas.microsoft.com/office/word/2023/wordml/word16du" xmlns:w16sdtdh="http://schemas.microsoft.com/office/word/2020/wordml/sdtdatahash" xmlns:w16sdtfl="http://schemas.microsoft.com/office/word/2024/wordml/sdtformatlock" xmlns:w16se="http://schemas.microsoft.com/office/word/2015/wordml/symex" xmlns:wpg="http://schemas.microsoft.com/office/word/2010/wordprocessingGroup" xmlns:wpi="http://schemas.microsoft.com/office/word/2010/wordprocessingInk" xmlns:wne="http://schemas.microsoft.com/office/word/2006/wordml" xmlns:wps="http://schemas.microsoft.com/office/word/2010/wordprocessingShape" mc:Ignorable="w14 w15 w16se w16cid w16 w16cex w16sdtdh w16sdtfl w16du wp14">
   <w:p>
     <w:pPr>
       <w:pStyle w:val="Header"/>
@@ -8863,7 +8877,7 @@
 </file>
 
 <file path=word/header2.xml><?xml version="1.0" encoding="utf-8"?>
-<w:hdr xmlns:wpc="http://schemas.microsoft.com/office/word/2010/wordprocessingCanvas" xmlns:cx="http://schemas.microsoft.com/office/drawing/2014/chartex" xmlns:cx1="http://schemas.microsoft.com/office/drawing/2015/9/8/chartex" xmlns:cx2="http://schemas.microsoft.com/office/drawing/2015/10/21/chartex" xmlns:cx3="http://schemas.microsoft.com/office/drawing/2016/5/9/chartex" xmlns:cx4="http://schemas.microsoft.com/office/drawing/2016/5/10/chartex" xmlns:cx5="http://schemas.microsoft.com/office/drawing/2016/5/11/chartex" xmlns:cx6="http://schemas.microsoft.com/office/drawing/2016/5/12/chartex" xmlns:cx7="http://schemas.microsoft.com/office/drawing/2016/5/13/chartex" xmlns:cx8="http://schemas.microsoft.com/office/drawing/2016/5/14/chartex" xmlns:mc="http://schemas.openxmlformats.org/markup-compatibility/2006" xmlns:aink="http://schemas.microsoft.com/office/drawing/2016/ink" xmlns:am3d="http://schemas.microsoft.com/office/drawing/2017/model3d" xmlns:o="urn:schemas-microsoft-com:office:office" xmlns:oel="http://schemas.microsoft.com/office/2019/extlst" xmlns:r="http://schemas.openxmlformats.org/officeDocument/2006/relationships" xmlns:m="http://schemas.openxmlformats.org/officeDocument/2006/math" xmlns:v="urn:schemas-microsoft-com:vml" xmlns:wp14="http://schemas.microsoft.com/office/word/2010/wordprocessingDrawing" xmlns:wp="http://schemas.openxmlformats.org/drawingml/2006/wordprocessingDrawing" xmlns:w10="urn:schemas-microsoft-com:office:word" xmlns:w="http://schemas.openxmlformats.org/wordprocessingml/2006/main" xmlns:w14="http://schemas.microsoft.com/office/word/2010/wordml" xmlns:w15="http://schemas.microsoft.com/office/word/2012/wordml" xmlns:w16cex="http://schemas.microsoft.com/office/word/2018/wordml/cex" xmlns:w16cid="http://schemas.microsoft.com/office/word/2016/wordml/cid" xmlns:w16="http://schemas.microsoft.com/office/word/2018/wordml" xmlns:w16sdtdh="http://schemas.microsoft.com/office/word/2020/wordml/sdtdatahash" xmlns:w16se="http://schemas.microsoft.com/office/word/2015/wordml/symex" xmlns:wpg="http://schemas.microsoft.com/office/word/2010/wordprocessingGroup" xmlns:wpi="http://schemas.microsoft.com/office/word/2010/wordprocessingInk" xmlns:wne="http://schemas.microsoft.com/office/word/2006/wordml" xmlns:wps="http://schemas.microsoft.com/office/word/2010/wordprocessingShape" mc:Ignorable="w14 w15 w16se w16cid w16 w16cex w16sdtdh wp14">
+<w:hdr xmlns:wpc="http://schemas.microsoft.com/office/word/2010/wordprocessingCanvas" xmlns:cx="http://schemas.microsoft.com/office/drawing/2014/chartex" xmlns:cx1="http://schemas.microsoft.com/office/drawing/2015/9/8/chartex" xmlns:cx2="http://schemas.microsoft.com/office/drawing/2015/10/21/chartex" xmlns:cx3="http://schemas.microsoft.com/office/drawing/2016/5/9/chartex" xmlns:cx4="http://schemas.microsoft.com/office/drawing/2016/5/10/chartex" xmlns:cx5="http://schemas.microsoft.com/office/drawing/2016/5/11/chartex" xmlns:cx6="http://schemas.microsoft.com/office/drawing/2016/5/12/chartex" xmlns:cx7="http://schemas.microsoft.com/office/drawing/2016/5/13/chartex" xmlns:cx8="http://schemas.microsoft.com/office/drawing/2016/5/14/chartex" xmlns:mc="http://schemas.openxmlformats.org/markup-compatibility/2006" xmlns:aink="http://schemas.microsoft.com/office/drawing/2016/ink" xmlns:am3d="http://schemas.microsoft.com/office/drawing/2017/model3d" xmlns:o="urn:schemas-microsoft-com:office:office" xmlns:oel="http://schemas.microsoft.com/office/2019/extlst" xmlns:r="http://schemas.openxmlformats.org/officeDocument/2006/relationships" xmlns:m="http://schemas.openxmlformats.org/officeDocument/2006/math" xmlns:v="urn:schemas-microsoft-com:vml" xmlns:wp14="http://schemas.microsoft.com/office/word/2010/wordprocessingDrawing" xmlns:wp="http://schemas.openxmlformats.org/drawingml/2006/wordprocessingDrawing" xmlns:w10="urn:schemas-microsoft-com:office:word" xmlns:w="http://schemas.openxmlformats.org/wordprocessingml/2006/main" xmlns:w14="http://schemas.microsoft.com/office/word/2010/wordml" xmlns:w15="http://schemas.microsoft.com/office/word/2012/wordml" xmlns:w16cex="http://schemas.microsoft.com/office/word/2018/wordml/cex" xmlns:w16cid="http://schemas.microsoft.com/office/word/2016/wordml/cid" xmlns:w16="http://schemas.microsoft.com/office/word/2018/wordml" xmlns:w16du="http://schemas.microsoft.com/office/word/2023/wordml/word16du" xmlns:w16sdtdh="http://schemas.microsoft.com/office/word/2020/wordml/sdtdatahash" xmlns:w16sdtfl="http://schemas.microsoft.com/office/word/2024/wordml/sdtformatlock" xmlns:w16se="http://schemas.microsoft.com/office/word/2015/wordml/symex" xmlns:wpg="http://schemas.microsoft.com/office/word/2010/wordprocessingGroup" xmlns:wpi="http://schemas.microsoft.com/office/word/2010/wordprocessingInk" xmlns:wne="http://schemas.microsoft.com/office/word/2006/wordml" xmlns:wps="http://schemas.microsoft.com/office/word/2010/wordprocessingShape" mc:Ignorable="w14 w15 w16se w16cid w16 w16cex w16sdtdh w16sdtfl w16du wp14">
   <w:p>
     <w:pPr>
       <w:pStyle w:val="Header"/>
@@ -8873,7 +8887,7 @@
 </file>
 
 <file path=word/numbering.xml><?xml version="1.0" encoding="utf-8"?>
-<w:numbering xmlns:wpc="http://schemas.microsoft.com/office/word/2010/wordprocessingCanvas" xmlns:cx="http://schemas.microsoft.com/office/drawing/2014/chartex" xmlns:cx1="http://schemas.microsoft.com/office/drawing/2015/9/8/chartex" xmlns:cx2="http://schemas.microsoft.com/office/drawing/2015/10/21/chartex" xmlns:cx3="http://schemas.microsoft.com/office/drawing/2016/5/9/chartex" xmlns:cx4="http://schemas.microsoft.com/office/drawing/2016/5/10/chartex" xmlns:cx5="http://schemas.microsoft.com/office/drawing/2016/5/11/chartex" xmlns:cx6="http://schemas.microsoft.com/office/drawing/2016/5/12/chartex" xmlns:cx7="http://schemas.microsoft.com/office/drawing/2016/5/13/chartex" xmlns:cx8="http://schemas.microsoft.com/office/drawing/2016/5/14/chartex" xmlns:mc="http://schemas.openxmlformats.org/markup-compatibility/2006" xmlns:aink="http://schemas.microsoft.com/office/drawing/2016/ink" xmlns:am3d="http://schemas.microsoft.com/office/drawing/2017/model3d" xmlns:o="urn:schemas-microsoft-com:office:office" xmlns:oel="http://schemas.microsoft.com/office/2019/extlst" xmlns:r="http://schemas.openxmlformats.org/officeDocument/2006/relationships" xmlns:m="http://schemas.openxmlformats.org/officeDocument/2006/math" xmlns:v="urn:schemas-microsoft-com:vml" xmlns:wp14="http://schemas.microsoft.com/office/word/2010/wordprocessingDrawing" xmlns:wp="http://schemas.openxmlformats.org/drawingml/2006/wordprocessingDrawing" xmlns:w10="urn:schemas-microsoft-com:office:word" xmlns:w="http://schemas.openxmlformats.org/wordprocessingml/2006/main" xmlns:w14="http://schemas.microsoft.com/office/word/2010/wordml" xmlns:w15="http://schemas.microsoft.com/office/word/2012/wordml" xmlns:w16cex="http://schemas.microsoft.com/office/word/2018/wordml/cex" xmlns:w16cid="http://schemas.microsoft.com/office/word/2016/wordml/cid" xmlns:w16="http://schemas.microsoft.com/office/word/2018/wordml" xmlns:w16sdtdh="http://schemas.microsoft.com/office/word/2020/wordml/sdtdatahash" xmlns:w16se="http://schemas.microsoft.com/office/word/2015/wordml/symex" xmlns:wpg="http://schemas.microsoft.com/office/word/2010/wordprocessingGroup" xmlns:wpi="http://schemas.microsoft.com/office/word/2010/wordprocessingInk" xmlns:wne="http://schemas.microsoft.com/office/word/2006/wordml" xmlns:wps="http://schemas.microsoft.com/office/word/2010/wordprocessingShape" mc:Ignorable="w14 w15 w16se w16cid w16 w16cex w16sdtdh wp14">
+<w:numbering xmlns:wpc="http://schemas.microsoft.com/office/word/2010/wordprocessingCanvas" xmlns:cx="http://schemas.microsoft.com/office/drawing/2014/chartex" xmlns:cx1="http://schemas.microsoft.com/office/drawing/2015/9/8/chartex" xmlns:cx2="http://schemas.microsoft.com/office/drawing/2015/10/21/chartex" xmlns:cx3="http://schemas.microsoft.com/office/drawing/2016/5/9/chartex" xmlns:cx4="http://schemas.microsoft.com/office/drawing/2016/5/10/chartex" xmlns:cx5="http://schemas.microsoft.com/office/drawing/2016/5/11/chartex" xmlns:cx6="http://schemas.microsoft.com/office/drawing/2016/5/12/chartex" xmlns:cx7="http://schemas.microsoft.com/office/drawing/2016/5/13/chartex" xmlns:cx8="http://schemas.microsoft.com/office/drawing/2016/5/14/chartex" xmlns:mc="http://schemas.openxmlformats.org/markup-compatibility/2006" xmlns:aink="http://schemas.microsoft.com/office/drawing/2016/ink" xmlns:am3d="http://schemas.microsoft.com/office/drawing/2017/model3d" xmlns:o="urn:schemas-microsoft-com:office:office" xmlns:oel="http://schemas.microsoft.com/office/2019/extlst" xmlns:r="http://schemas.openxmlformats.org/officeDocument/2006/relationships" xmlns:m="http://schemas.openxmlformats.org/officeDocument/2006/math" xmlns:v="urn:schemas-microsoft-com:vml" xmlns:wp14="http://schemas.microsoft.com/office/word/2010/wordprocessingDrawing" xmlns:wp="http://schemas.openxmlformats.org/drawingml/2006/wordprocessingDrawing" xmlns:w10="urn:schemas-microsoft-com:office:word" xmlns:w="http://schemas.openxmlformats.org/wordprocessingml/2006/main" xmlns:w14="http://schemas.microsoft.com/office/word/2010/wordml" xmlns:w15="http://schemas.microsoft.com/office/word/2012/wordml" xmlns:w16cex="http://schemas.microsoft.com/office/word/2018/wordml/cex" xmlns:w16cid="http://schemas.microsoft.com/office/word/2016/wordml/cid" xmlns:w16="http://schemas.microsoft.com/office/word/2018/wordml" xmlns:w16du="http://schemas.microsoft.com/office/word/2023/wordml/word16du" xmlns:w16sdtdh="http://schemas.microsoft.com/office/word/2020/wordml/sdtdatahash" xmlns:w16sdtfl="http://schemas.microsoft.com/office/word/2024/wordml/sdtformatlock" xmlns:w16se="http://schemas.microsoft.com/office/word/2015/wordml/symex" xmlns:wpg="http://schemas.microsoft.com/office/word/2010/wordprocessingGroup" xmlns:wpi="http://schemas.microsoft.com/office/word/2010/wordprocessingInk" xmlns:wne="http://schemas.microsoft.com/office/word/2006/wordml" xmlns:wps="http://schemas.microsoft.com/office/word/2010/wordprocessingShape" mc:Ignorable="w14 w15 w16se w16cid w16 w16cex w16sdtdh w16sdtfl w16du wp14">
   <w:abstractNum w:abstractNumId="0" w15:restartNumberingAfterBreak="0">
     <w:nsid w:val="FFFFFFFB"/>
     <w:multiLevelType w:val="multilevel"/>
@@ -14002,7 +14016,7 @@
 </file>
 
 <file path=word/styles.xml><?xml version="1.0" encoding="utf-8"?>
-<w:styles xmlns:mc="http://schemas.openxmlformats.org/markup-compatibility/2006" xmlns:r="http://schemas.openxmlformats.org/officeDocument/2006/relationships" xmlns:w="http://schemas.openxmlformats.org/wordprocessingml/2006/main" xmlns:w14="http://schemas.microsoft.com/office/word/2010/wordml" xmlns:w15="http://schemas.microsoft.com/office/word/2012/wordml" xmlns:w16cex="http://schemas.microsoft.com/office/word/2018/wordml/cex" xmlns:w16cid="http://schemas.microsoft.com/office/word/2016/wordml/cid" xmlns:w16="http://schemas.microsoft.com/office/word/2018/wordml" xmlns:w16sdtdh="http://schemas.microsoft.com/office/word/2020/wordml/sdtdatahash" xmlns:w16se="http://schemas.microsoft.com/office/word/2015/wordml/symex" mc:Ignorable="w14 w15 w16se w16cid w16 w16cex w16sdtdh">
+<w:styles xmlns:mc="http://schemas.openxmlformats.org/markup-compatibility/2006" xmlns:r="http://schemas.openxmlformats.org/officeDocument/2006/relationships" xmlns:w="http://schemas.openxmlformats.org/wordprocessingml/2006/main" xmlns:w14="http://schemas.microsoft.com/office/word/2010/wordml" xmlns:w15="http://schemas.microsoft.com/office/word/2012/wordml" xmlns:w16cex="http://schemas.microsoft.com/office/word/2018/wordml/cex" xmlns:w16cid="http://schemas.microsoft.com/office/word/2016/wordml/cid" xmlns:w16="http://schemas.microsoft.com/office/word/2018/wordml" xmlns:w16du="http://schemas.microsoft.com/office/word/2023/wordml/word16du" xmlns:w16sdtdh="http://schemas.microsoft.com/office/word/2020/wordml/sdtdatahash" xmlns:w16sdtfl="http://schemas.microsoft.com/office/word/2024/wordml/sdtformatlock" xmlns:w16se="http://schemas.microsoft.com/office/word/2015/wordml/symex" mc:Ignorable="w14 w15 w16se w16cid w16 w16cex w16sdtdh w16sdtfl w16du">
   <w:docDefaults>
     <w:rPrDefault>
       <w:rPr>
